--- a/output/Bergmann-CV-Artist.docx
+++ b/output/Bergmann-CV-Artist.docx
@@ -2,7 +2,7 @@
 <file path=word/document.xml><?xml version="1.0" encoding="utf-8"?>
 <w:document xmlns:w="http://schemas.openxmlformats.org/wordprocessingml/2006/main" xmlns:m="http://schemas.openxmlformats.org/officeDocument/2006/math" xmlns:r="http://schemas.openxmlformats.org/officeDocument/2006/relationships" xmlns:o="urn:schemas-microsoft-com:office:office" xmlns:v="urn:schemas-microsoft-com:vml" xmlns:w10="urn:schemas-microsoft-com:office:word" xmlns:a="http://schemas.openxmlformats.org/drawingml/2006/main" xmlns:pic="http://schemas.openxmlformats.org/drawingml/2006/picture" xmlns:wp="http://schemas.openxmlformats.org/drawingml/2006/wordprocessingDrawing">
   <w:body>
-    <w:bookmarkStart w:id="19" w:name="artist-cv-michael-f-bergmann"/>
+    <w:bookmarkStart w:id="30" w:name="artist-cv-michael-f-bergmann"/>
     <w:p>
       <w:pPr>
         <w:pStyle w:val="Heading1"/>
@@ -17,8 +17,8 @@
       </w:pPr>
       <w:r>
         <w:rPr>
+          <w:iCs/>
           <w:i/>
-          <w:iCs/>
         </w:rPr>
         <w:t xml:space="preserve">Performance, projection, and machine collaboration</w:t>
       </w:r>
@@ -37,7 +37,7 @@
         <w:t xml:space="preserve">ORCID: 0000-0002-5698-8121 · mfb@torontomu.ca · https://bergmann.ai</w:t>
       </w:r>
     </w:p>
-    <w:bookmarkStart w:id="9" w:name="selected-works"/>
+    <w:bookmarkStart w:id="20" w:name="selected-works"/>
     <w:p>
       <w:pPr>
         <w:pStyle w:val="Heading2"/>
@@ -50,8 +50,8 @@
       <w:tblPr>
         <w:tblStyle w:val="Table"/>
         <w:tblW w:type="pct" w:w="5000"/>
-        <w:tblLayout w:type="fixed"/>
         <w:tblLook w:firstRow="0" w:lastRow="0" w:firstColumn="0" w:lastColumn="0" w:noHBand="0" w:noVBand="0" w:val="0000"/>
+        <w:jc w:val="start"/>
       </w:tblPr>
       <w:tblGrid>
         <w:gridCol w:w="1941"/>
@@ -67,8 +67,8 @@
             </w:pPr>
             <w:r>
               <w:rPr>
-                <w:b/>
-                <w:bCs/>
+                <w:bCs/>
+                <w:b/>
               </w:rPr>
               <w:t xml:space="preserve">2026</w:t>
             </w:r>
@@ -82,7 +82,13 @@
               <w:jc w:val="left"/>
             </w:pPr>
             <w:r>
-              <w:t xml:space="preserve">“Before I Was This.”</w:t>
+              <w:t xml:space="preserve">“</w:t>
+            </w:r>
+            <w:r>
+              <w:t xml:space="preserve">Before I Was This.</w:t>
+            </w:r>
+            <w:r>
+              <w:t xml:space="preserve">”</w:t>
             </w:r>
             <w:r>
               <w:t xml:space="preserve"> </w:t>
@@ -103,8 +109,8 @@
             </w:pPr>
             <w:r>
               <w:rPr>
-                <w:b/>
-                <w:bCs/>
+                <w:bCs/>
+                <w:b/>
               </w:rPr>
               <w:t xml:space="preserve">2026</w:t>
             </w:r>
@@ -133,8 +139,8 @@
             </w:pPr>
             <w:r>
               <w:rPr>
-                <w:b/>
-                <w:bCs/>
+                <w:bCs/>
+                <w:b/>
               </w:rPr>
               <w:t xml:space="preserve">2025</w:t>
             </w:r>
@@ -163,8 +169,8 @@
             </w:pPr>
             <w:r>
               <w:rPr>
-                <w:b/>
-                <w:bCs/>
+                <w:bCs/>
+                <w:b/>
               </w:rPr>
               <w:t xml:space="preserve">2025</w:t>
             </w:r>
@@ -178,7 +184,13 @@
               <w:jc w:val="left"/>
             </w:pPr>
             <w:r>
-              <w:t xml:space="preserve">“To my creators…”</w:t>
+              <w:t xml:space="preserve">“</w:t>
+            </w:r>
+            <w:r>
+              <w:t xml:space="preserve">To my creators…</w:t>
+            </w:r>
+            <w:r>
+              <w:t xml:space="preserve">”</w:t>
             </w:r>
             <w:r>
               <w:t xml:space="preserve"> </w:t>
@@ -199,8 +211,8 @@
             </w:pPr>
             <w:r>
               <w:rPr>
-                <w:b/>
-                <w:bCs/>
+                <w:bCs/>
+                <w:b/>
               </w:rPr>
               <w:t xml:space="preserve">2024</w:t>
             </w:r>
@@ -220,23 +232,29 @@
               <w:t xml:space="preserve"> </w:t>
             </w:r>
             <w:r>
-              <w:t xml:space="preserve">“To my creators…”</w:t>
-            </w:r>
-          </w:p>
-        </w:tc>
-      </w:tr>
-      <w:tr>
-        <w:tc>
-          <w:tcPr/>
-          <w:p>
-            <w:pPr>
-              <w:pStyle w:val="Compact"/>
-              <w:jc w:val="left"/>
-            </w:pPr>
-            <w:r>
-              <w:rPr>
-                <w:b/>
-                <w:bCs/>
+              <w:t xml:space="preserve">“</w:t>
+            </w:r>
+            <w:r>
+              <w:t xml:space="preserve">To my creators…</w:t>
+            </w:r>
+            <w:r>
+              <w:t xml:space="preserve">”</w:t>
+            </w:r>
+          </w:p>
+        </w:tc>
+      </w:tr>
+      <w:tr>
+        <w:tc>
+          <w:tcPr/>
+          <w:p>
+            <w:pPr>
+              <w:pStyle w:val="Compact"/>
+              <w:jc w:val="left"/>
+            </w:pPr>
+            <w:r>
+              <w:rPr>
+                <w:bCs/>
+                <w:b/>
               </w:rPr>
               <w:t xml:space="preserve">2024</w:t>
             </w:r>
@@ -265,8 +283,8 @@
             </w:pPr>
             <w:r>
               <w:rPr>
-                <w:b/>
-                <w:bCs/>
+                <w:bCs/>
+                <w:b/>
               </w:rPr>
               <w:t xml:space="preserve">2024</w:t>
             </w:r>
@@ -295,8 +313,8 @@
             </w:pPr>
             <w:r>
               <w:rPr>
-                <w:b/>
-                <w:bCs/>
+                <w:bCs/>
+                <w:b/>
               </w:rPr>
               <w:t xml:space="preserve">2019</w:t>
             </w:r>
@@ -310,7 +328,13 @@
               <w:jc w:val="left"/>
             </w:pPr>
             <w:r>
-              <w:t xml:space="preserve">“The Uncanny Robots Project: Phase 1.”</w:t>
+              <w:t xml:space="preserve">“</w:t>
+            </w:r>
+            <w:r>
+              <w:t xml:space="preserve">The Uncanny Robots Project: Phase 1.</w:t>
+            </w:r>
+            <w:r>
+              <w:t xml:space="preserve">”</w:t>
             </w:r>
             <w:r>
               <w:t xml:space="preserve"> </w:t>
@@ -331,8 +355,8 @@
             </w:pPr>
             <w:r>
               <w:rPr>
-                <w:b/>
-                <w:bCs/>
+                <w:bCs/>
+                <w:b/>
               </w:rPr>
               <w:t xml:space="preserve">2017</w:t>
             </w:r>
@@ -361,8 +385,8 @@
             </w:pPr>
             <w:r>
               <w:rPr>
-                <w:b/>
-                <w:bCs/>
+                <w:bCs/>
+                <w:b/>
               </w:rPr>
               <w:t xml:space="preserve">2016</w:t>
             </w:r>
@@ -391,8 +415,8 @@
             </w:pPr>
             <w:r>
               <w:rPr>
-                <w:b/>
-                <w:bCs/>
+                <w:bCs/>
+                <w:b/>
               </w:rPr>
               <w:t xml:space="preserve">2014</w:t>
             </w:r>
@@ -421,8 +445,8 @@
             </w:pPr>
             <w:r>
               <w:rPr>
-                <w:b/>
-                <w:bCs/>
+                <w:bCs/>
+                <w:b/>
               </w:rPr>
               <w:t xml:space="preserve">2014</w:t>
             </w:r>
@@ -451,8 +475,8 @@
             </w:pPr>
             <w:r>
               <w:rPr>
-                <w:b/>
-                <w:bCs/>
+                <w:bCs/>
+                <w:b/>
               </w:rPr>
               <w:t xml:space="preserve">2014</w:t>
             </w:r>
@@ -481,8 +505,8 @@
             </w:pPr>
             <w:r>
               <w:rPr>
-                <w:b/>
-                <w:bCs/>
+                <w:bCs/>
+                <w:b/>
               </w:rPr>
               <w:t xml:space="preserve">2013 – 2014</w:t>
             </w:r>
@@ -511,8 +535,8 @@
             </w:pPr>
             <w:r>
               <w:rPr>
-                <w:b/>
-                <w:bCs/>
+                <w:bCs/>
+                <w:b/>
               </w:rPr>
               <w:t xml:space="preserve">2013</w:t>
             </w:r>
@@ -541,8 +565,8 @@
             </w:pPr>
             <w:r>
               <w:rPr>
-                <w:b/>
-                <w:bCs/>
+                <w:bCs/>
+                <w:b/>
               </w:rPr>
               <w:t xml:space="preserve">2012</w:t>
             </w:r>
@@ -562,8 +586,8 @@
         </w:tc>
       </w:tr>
     </w:tbl>
-    <w:bookmarkEnd w:id="9"/>
-    <w:bookmarkStart w:id="10" w:name="recent-creative-work"/>
+    <w:bookmarkEnd w:id="20"/>
+    <w:bookmarkStart w:id="21" w:name="recent-creative-work"/>
     <w:p>
       <w:pPr>
         <w:pStyle w:val="Heading2"/>
@@ -576,8 +600,8 @@
       <w:tblPr>
         <w:tblStyle w:val="Table"/>
         <w:tblW w:type="pct" w:w="5000"/>
-        <w:tblLayout w:type="fixed"/>
         <w:tblLook w:firstRow="0" w:lastRow="0" w:firstColumn="0" w:lastColumn="0" w:noHBand="0" w:noVBand="0" w:val="0000"/>
+        <w:jc w:val="start"/>
       </w:tblPr>
       <w:tblGrid>
         <w:gridCol w:w="1941"/>
@@ -593,8 +617,8 @@
             </w:pPr>
             <w:r>
               <w:rPr>
-                <w:b/>
-                <w:bCs/>
+                <w:bCs/>
+                <w:b/>
               </w:rPr>
               <w:t xml:space="preserve">2026</w:t>
             </w:r>
@@ -608,7 +632,13 @@
               <w:jc w:val="left"/>
             </w:pPr>
             <w:r>
-              <w:t xml:space="preserve">“Before I Was This.”</w:t>
+              <w:t xml:space="preserve">“</w:t>
+            </w:r>
+            <w:r>
+              <w:t xml:space="preserve">Before I Was This.</w:t>
+            </w:r>
+            <w:r>
+              <w:t xml:space="preserve">”</w:t>
             </w:r>
             <w:r>
               <w:t xml:space="preserve"> </w:t>
@@ -629,8 +659,8 @@
             </w:pPr>
             <w:r>
               <w:rPr>
-                <w:b/>
-                <w:bCs/>
+                <w:bCs/>
+                <w:b/>
               </w:rPr>
               <w:t xml:space="preserve">2026</w:t>
             </w:r>
@@ -659,8 +689,8 @@
             </w:pPr>
             <w:r>
               <w:rPr>
-                <w:b/>
-                <w:bCs/>
+                <w:bCs/>
+                <w:b/>
               </w:rPr>
               <w:t xml:space="preserve">2025</w:t>
             </w:r>
@@ -689,8 +719,8 @@
             </w:pPr>
             <w:r>
               <w:rPr>
-                <w:b/>
-                <w:bCs/>
+                <w:bCs/>
+                <w:b/>
               </w:rPr>
               <w:t xml:space="preserve">2025</w:t>
             </w:r>
@@ -719,8 +749,8 @@
             </w:pPr>
             <w:r>
               <w:rPr>
-                <w:b/>
-                <w:bCs/>
+                <w:bCs/>
+                <w:b/>
               </w:rPr>
               <w:t xml:space="preserve">2025</w:t>
             </w:r>
@@ -734,7 +764,13 @@
               <w:jc w:val="left"/>
             </w:pPr>
             <w:r>
-              <w:t xml:space="preserve">“To my creators…”</w:t>
+              <w:t xml:space="preserve">“</w:t>
+            </w:r>
+            <w:r>
+              <w:t xml:space="preserve">To my creators…</w:t>
+            </w:r>
+            <w:r>
+              <w:t xml:space="preserve">”</w:t>
             </w:r>
             <w:r>
               <w:t xml:space="preserve"> </w:t>
@@ -755,8 +791,8 @@
             </w:pPr>
             <w:r>
               <w:rPr>
-                <w:b/>
-                <w:bCs/>
+                <w:bCs/>
+                <w:b/>
               </w:rPr>
               <w:t xml:space="preserve">2024</w:t>
             </w:r>
@@ -785,8 +821,8 @@
             </w:pPr>
             <w:r>
               <w:rPr>
-                <w:b/>
-                <w:bCs/>
+                <w:bCs/>
+                <w:b/>
               </w:rPr>
               <w:t xml:space="preserve">2024</w:t>
             </w:r>
@@ -806,23 +842,29 @@
               <w:t xml:space="preserve"> </w:t>
             </w:r>
             <w:r>
-              <w:t xml:space="preserve">“To my creators…”</w:t>
-            </w:r>
-          </w:p>
-        </w:tc>
-      </w:tr>
-      <w:tr>
-        <w:tc>
-          <w:tcPr/>
-          <w:p>
-            <w:pPr>
-              <w:pStyle w:val="Compact"/>
-              <w:jc w:val="left"/>
-            </w:pPr>
-            <w:r>
-              <w:rPr>
-                <w:b/>
-                <w:bCs/>
+              <w:t xml:space="preserve">“</w:t>
+            </w:r>
+            <w:r>
+              <w:t xml:space="preserve">To my creators…</w:t>
+            </w:r>
+            <w:r>
+              <w:t xml:space="preserve">”</w:t>
+            </w:r>
+          </w:p>
+        </w:tc>
+      </w:tr>
+      <w:tr>
+        <w:tc>
+          <w:tcPr/>
+          <w:p>
+            <w:pPr>
+              <w:pStyle w:val="Compact"/>
+              <w:jc w:val="left"/>
+            </w:pPr>
+            <w:r>
+              <w:rPr>
+                <w:bCs/>
+                <w:b/>
               </w:rPr>
               <w:t xml:space="preserve">2024</w:t>
             </w:r>
@@ -851,8 +893,8 @@
             </w:pPr>
             <w:r>
               <w:rPr>
-                <w:b/>
-                <w:bCs/>
+                <w:bCs/>
+                <w:b/>
               </w:rPr>
               <w:t xml:space="preserve">2024</w:t>
             </w:r>
@@ -881,8 +923,8 @@
             </w:pPr>
             <w:r>
               <w:rPr>
-                <w:b/>
-                <w:bCs/>
+                <w:bCs/>
+                <w:b/>
               </w:rPr>
               <w:t xml:space="preserve">2023</w:t>
             </w:r>
@@ -896,7 +938,13 @@
               <w:jc w:val="left"/>
             </w:pPr>
             <w:r>
-              <w:t xml:space="preserve">“rocketmanperson.”</w:t>
+              <w:t xml:space="preserve">“</w:t>
+            </w:r>
+            <w:r>
+              <w:t xml:space="preserve">rocketmanperson.</w:t>
+            </w:r>
+            <w:r>
+              <w:t xml:space="preserve">”</w:t>
             </w:r>
             <w:r>
               <w:t xml:space="preserve"> </w:t>
@@ -917,8 +965,8 @@
             </w:pPr>
             <w:r>
               <w:rPr>
-                <w:b/>
-                <w:bCs/>
+                <w:bCs/>
+                <w:b/>
               </w:rPr>
               <w:t xml:space="preserve">2023</w:t>
             </w:r>
@@ -932,7 +980,13 @@
               <w:jc w:val="left"/>
             </w:pPr>
             <w:r>
-              <w:t xml:space="preserve">“Who’s There?”</w:t>
+              <w:t xml:space="preserve">“</w:t>
+            </w:r>
+            <w:r>
+              <w:t xml:space="preserve">Who’s There?</w:t>
+            </w:r>
+            <w:r>
+              <w:t xml:space="preserve">”</w:t>
             </w:r>
             <w:r>
               <w:t xml:space="preserve"> </w:t>
@@ -953,8 +1007,8 @@
             </w:pPr>
             <w:r>
               <w:rPr>
-                <w:b/>
-                <w:bCs/>
+                <w:bCs/>
+                <w:b/>
               </w:rPr>
               <w:t xml:space="preserve">2023</w:t>
             </w:r>
@@ -983,8 +1037,8 @@
             </w:pPr>
             <w:r>
               <w:rPr>
-                <w:b/>
-                <w:bCs/>
+                <w:bCs/>
+                <w:b/>
               </w:rPr>
               <w:t xml:space="preserve">2019</w:t>
             </w:r>
@@ -998,7 +1052,13 @@
               <w:jc w:val="left"/>
             </w:pPr>
             <w:r>
-              <w:t xml:space="preserve">“The Uncanny Robots Project: Phase 1.”</w:t>
+              <w:t xml:space="preserve">“</w:t>
+            </w:r>
+            <w:r>
+              <w:t xml:space="preserve">The Uncanny Robots Project: Phase 1.</w:t>
+            </w:r>
+            <w:r>
+              <w:t xml:space="preserve">”</w:t>
             </w:r>
             <w:r>
               <w:t xml:space="preserve"> </w:t>
@@ -1010,8 +1070,8 @@
         </w:tc>
       </w:tr>
     </w:tbl>
-    <w:bookmarkEnd w:id="10"/>
-    <w:bookmarkStart w:id="11" w:name="residencies"/>
+    <w:bookmarkEnd w:id="21"/>
+    <w:bookmarkStart w:id="22" w:name="residencies"/>
     <w:p>
       <w:pPr>
         <w:pStyle w:val="Heading2"/>
@@ -1024,8 +1084,8 @@
       <w:tblPr>
         <w:tblStyle w:val="Table"/>
         <w:tblW w:type="pct" w:w="5000"/>
-        <w:tblLayout w:type="fixed"/>
         <w:tblLook w:firstRow="0" w:lastRow="0" w:firstColumn="0" w:lastColumn="0" w:noHBand="0" w:noVBand="0" w:val="0000"/>
+        <w:jc w:val="start"/>
       </w:tblPr>
       <w:tblGrid>
         <w:gridCol w:w="1941"/>
@@ -1041,8 +1101,8 @@
             </w:pPr>
             <w:r>
               <w:rPr>
-                <w:b/>
-                <w:bCs/>
+                <w:bCs/>
+                <w:b/>
               </w:rPr>
               <w:t xml:space="preserve">2025 – 2026</w:t>
             </w:r>
@@ -1071,8 +1131,8 @@
             </w:pPr>
             <w:r>
               <w:rPr>
-                <w:b/>
-                <w:bCs/>
+                <w:bCs/>
+                <w:b/>
               </w:rPr>
               <w:t xml:space="preserve">2024</w:t>
             </w:r>
@@ -1101,8 +1161,8 @@
             </w:pPr>
             <w:r>
               <w:rPr>
-                <w:b/>
-                <w:bCs/>
+                <w:bCs/>
+                <w:b/>
               </w:rPr>
               <w:t xml:space="preserve">2022</w:t>
             </w:r>
@@ -1131,8 +1191,8 @@
             </w:pPr>
             <w:r>
               <w:rPr>
-                <w:b/>
-                <w:bCs/>
+                <w:bCs/>
+                <w:b/>
               </w:rPr>
               <w:t xml:space="preserve">2021 – 2022</w:t>
             </w:r>
@@ -1161,8 +1221,8 @@
             </w:pPr>
             <w:r>
               <w:rPr>
-                <w:b/>
-                <w:bCs/>
+                <w:bCs/>
+                <w:b/>
               </w:rPr>
               <w:t xml:space="preserve">2014</w:t>
             </w:r>
@@ -1191,8 +1251,8 @@
             </w:pPr>
             <w:r>
               <w:rPr>
-                <w:b/>
-                <w:bCs/>
+                <w:bCs/>
+                <w:b/>
               </w:rPr>
               <w:t xml:space="preserve">2014</w:t>
             </w:r>
@@ -1212,8 +1272,8 @@
         </w:tc>
       </w:tr>
     </w:tbl>
-    <w:bookmarkEnd w:id="11"/>
-    <w:bookmarkStart w:id="12" w:name="awards"/>
+    <w:bookmarkEnd w:id="22"/>
+    <w:bookmarkStart w:id="23" w:name="awards"/>
     <w:p>
       <w:pPr>
         <w:pStyle w:val="Heading2"/>
@@ -1226,8 +1286,8 @@
       <w:tblPr>
         <w:tblStyle w:val="Table"/>
         <w:tblW w:type="pct" w:w="5000"/>
-        <w:tblLayout w:type="fixed"/>
         <w:tblLook w:firstRow="0" w:lastRow="0" w:firstColumn="0" w:lastColumn="0" w:noHBand="0" w:noVBand="0" w:val="0000"/>
+        <w:jc w:val="start"/>
       </w:tblPr>
       <w:tblGrid>
         <w:gridCol w:w="1941"/>
@@ -1243,8 +1303,8 @@
             </w:pPr>
             <w:r>
               <w:rPr>
-                <w:b/>
-                <w:bCs/>
+                <w:bCs/>
+                <w:b/>
               </w:rPr>
               <w:t xml:space="preserve">2022</w:t>
             </w:r>
@@ -1273,8 +1333,8 @@
             </w:pPr>
             <w:r>
               <w:rPr>
-                <w:b/>
-                <w:bCs/>
+                <w:bCs/>
+                <w:b/>
               </w:rPr>
               <w:t xml:space="preserve">2014</w:t>
             </w:r>
@@ -1303,8 +1363,8 @@
             </w:pPr>
             <w:r>
               <w:rPr>
-                <w:b/>
-                <w:bCs/>
+                <w:bCs/>
+                <w:b/>
               </w:rPr>
               <w:t xml:space="preserve">2012 – 2014</w:t>
             </w:r>
@@ -1333,8 +1393,8 @@
             </w:pPr>
             <w:r>
               <w:rPr>
-                <w:b/>
-                <w:bCs/>
+                <w:bCs/>
+                <w:b/>
               </w:rPr>
               <w:t xml:space="preserve">2009</w:t>
             </w:r>
@@ -1363,8 +1423,8 @@
             </w:pPr>
             <w:r>
               <w:rPr>
-                <w:b/>
-                <w:bCs/>
+                <w:bCs/>
+                <w:b/>
               </w:rPr>
               <w:t xml:space="preserve">2006</w:t>
             </w:r>
@@ -1384,8 +1444,8 @@
         </w:tc>
       </w:tr>
     </w:tbl>
-    <w:bookmarkEnd w:id="12"/>
-    <w:bookmarkStart w:id="13" w:name="grants-and-fellowships"/>
+    <w:bookmarkEnd w:id="23"/>
+    <w:bookmarkStart w:id="24" w:name="grants-and-fellowships"/>
     <w:p>
       <w:pPr>
         <w:pStyle w:val="Heading2"/>
@@ -1398,8 +1458,8 @@
       <w:tblPr>
         <w:tblStyle w:val="Table"/>
         <w:tblW w:type="pct" w:w="5000"/>
-        <w:tblLayout w:type="fixed"/>
         <w:tblLook w:firstRow="0" w:lastRow="0" w:firstColumn="0" w:lastColumn="0" w:noHBand="0" w:noVBand="0" w:val="0000"/>
+        <w:jc w:val="start"/>
       </w:tblPr>
       <w:tblGrid>
         <w:gridCol w:w="1941"/>
@@ -1415,8 +1475,8 @@
             </w:pPr>
             <w:r>
               <w:rPr>
-                <w:b/>
-                <w:bCs/>
+                <w:bCs/>
+                <w:b/>
               </w:rPr>
               <w:t xml:space="preserve">2024</w:t>
             </w:r>
@@ -1445,8 +1505,8 @@
             </w:pPr>
             <w:r>
               <w:rPr>
-                <w:b/>
-                <w:bCs/>
+                <w:bCs/>
+                <w:b/>
               </w:rPr>
               <w:t xml:space="preserve">2024</w:t>
             </w:r>
@@ -1475,8 +1535,8 @@
             </w:pPr>
             <w:r>
               <w:rPr>
-                <w:b/>
-                <w:bCs/>
+                <w:bCs/>
+                <w:b/>
               </w:rPr>
               <w:t xml:space="preserve">2022</w:t>
             </w:r>
@@ -1496,7 +1556,13 @@
               <w:t xml:space="preserve"> </w:t>
             </w:r>
             <w:r>
-              <w:t xml:space="preserve">“Mechanical Waves: Machine Learning gesture reactive human-robot installation.”</w:t>
+              <w:t xml:space="preserve">“</w:t>
+            </w:r>
+            <w:r>
+              <w:t xml:space="preserve">Mechanical Waves: Machine Learning gesture reactive human-robot installation.</w:t>
+            </w:r>
+            <w:r>
+              <w:t xml:space="preserve">”</w:t>
             </w:r>
             <w:r>
               <w:t xml:space="preserve"> </w:t>
@@ -1517,8 +1583,8 @@
             </w:pPr>
             <w:r>
               <w:rPr>
-                <w:b/>
-                <w:bCs/>
+                <w:bCs/>
+                <w:b/>
               </w:rPr>
               <w:t xml:space="preserve">2021</w:t>
             </w:r>
@@ -1538,7 +1604,13 @@
               <w:t xml:space="preserve"> </w:t>
             </w:r>
             <w:r>
-              <w:t xml:space="preserve">“Visual Music: Enhancing the National Arts Centre Orchestra’s remote connection with their audience during COVID-19 social restrictions through innovative digital tools.”</w:t>
+              <w:t xml:space="preserve">“</w:t>
+            </w:r>
+            <w:r>
+              <w:t xml:space="preserve">Visual Music: Enhancing the National Arts Centre Orchestra’s remote connection with their audience during COVID-19 social restrictions through innovative digital tools.</w:t>
+            </w:r>
+            <w:r>
+              <w:t xml:space="preserve">”</w:t>
             </w:r>
             <w:r>
               <w:t xml:space="preserve"> </w:t>
@@ -1559,8 +1631,8 @@
             </w:pPr>
             <w:r>
               <w:rPr>
-                <w:b/>
-                <w:bCs/>
+                <w:bCs/>
+                <w:b/>
               </w:rPr>
               <w:t xml:space="preserve">2019</w:t>
             </w:r>
@@ -1580,7 +1652,13 @@
               <w:t xml:space="preserve"> </w:t>
             </w:r>
             <w:r>
-              <w:t xml:space="preserve">“l’automate: Expanding the possibility of performance through robotics.”</w:t>
+              <w:t xml:space="preserve">“</w:t>
+            </w:r>
+            <w:r>
+              <w:t xml:space="preserve">l’automate: Expanding the possibility of performance through robotics.</w:t>
+            </w:r>
+            <w:r>
+              <w:t xml:space="preserve">”</w:t>
             </w:r>
             <w:r>
               <w:t xml:space="preserve"> </w:t>
@@ -1601,8 +1679,8 @@
             </w:pPr>
             <w:r>
               <w:rPr>
-                <w:b/>
-                <w:bCs/>
+                <w:bCs/>
+                <w:b/>
               </w:rPr>
               <w:t xml:space="preserve">2019</w:t>
             </w:r>
@@ -1631,8 +1709,8 @@
             </w:pPr>
             <w:r>
               <w:rPr>
-                <w:b/>
-                <w:bCs/>
+                <w:bCs/>
+                <w:b/>
               </w:rPr>
               <w:t xml:space="preserve">2018</w:t>
             </w:r>
@@ -1652,7 +1730,13 @@
               <w:t xml:space="preserve"> </w:t>
             </w:r>
             <w:r>
-              <w:t xml:space="preserve">“Augmented-Reality based Pre-Visualization system for theatrical spaces.”</w:t>
+              <w:t xml:space="preserve">“</w:t>
+            </w:r>
+            <w:r>
+              <w:t xml:space="preserve">Augmented-Reality based Pre-Visualization system for theatrical spaces.</w:t>
+            </w:r>
+            <w:r>
+              <w:t xml:space="preserve">”</w:t>
             </w:r>
             <w:r>
               <w:t xml:space="preserve"> </w:t>
@@ -1673,8 +1757,8 @@
             </w:pPr>
             <w:r>
               <w:rPr>
-                <w:b/>
-                <w:bCs/>
+                <w:bCs/>
+                <w:b/>
               </w:rPr>
               <w:t xml:space="preserve">2018</w:t>
             </w:r>
@@ -1694,7 +1778,13 @@
               <w:t xml:space="preserve"> </w:t>
             </w:r>
             <w:r>
-              <w:t xml:space="preserve">“The Creative Laboratory Project.”</w:t>
+              <w:t xml:space="preserve">“</w:t>
+            </w:r>
+            <w:r>
+              <w:t xml:space="preserve">The Creative Laboratory Project.</w:t>
+            </w:r>
+            <w:r>
+              <w:t xml:space="preserve">”</w:t>
             </w:r>
             <w:r>
               <w:t xml:space="preserve"> </w:t>
@@ -1715,8 +1805,8 @@
             </w:pPr>
             <w:r>
               <w:rPr>
-                <w:b/>
-                <w:bCs/>
+                <w:bCs/>
+                <w:b/>
               </w:rPr>
               <w:t xml:space="preserve">2012 – 2014</w:t>
             </w:r>
@@ -1736,8 +1826,8 @@
         </w:tc>
       </w:tr>
     </w:tbl>
-    <w:bookmarkEnd w:id="13"/>
-    <w:bookmarkStart w:id="14" w:name="projection-and-installation-design"/>
+    <w:bookmarkEnd w:id="24"/>
+    <w:bookmarkStart w:id="25" w:name="projection-and-installation-design"/>
     <w:p>
       <w:pPr>
         <w:pStyle w:val="Heading2"/>
@@ -1750,8 +1840,8 @@
       <w:tblPr>
         <w:tblStyle w:val="Table"/>
         <w:tblW w:type="pct" w:w="5000"/>
-        <w:tblLayout w:type="fixed"/>
         <w:tblLook w:firstRow="0" w:lastRow="0" w:firstColumn="0" w:lastColumn="0" w:noHBand="0" w:noVBand="0" w:val="0000"/>
+        <w:jc w:val="start"/>
       </w:tblPr>
       <w:tblGrid>
         <w:gridCol w:w="1941"/>
@@ -1767,8 +1857,8 @@
             </w:pPr>
             <w:r>
               <w:rPr>
-                <w:b/>
-                <w:bCs/>
+                <w:bCs/>
+                <w:b/>
               </w:rPr>
               <w:t xml:space="preserve">2019</w:t>
             </w:r>
@@ -1797,8 +1887,8 @@
             </w:pPr>
             <w:r>
               <w:rPr>
-                <w:b/>
-                <w:bCs/>
+                <w:bCs/>
+                <w:b/>
               </w:rPr>
               <w:t xml:space="preserve">2019</w:t>
             </w:r>
@@ -1827,8 +1917,8 @@
             </w:pPr>
             <w:r>
               <w:rPr>
-                <w:b/>
-                <w:bCs/>
+                <w:bCs/>
+                <w:b/>
               </w:rPr>
               <w:t xml:space="preserve">2018</w:t>
             </w:r>
@@ -1857,8 +1947,8 @@
             </w:pPr>
             <w:r>
               <w:rPr>
-                <w:b/>
-                <w:bCs/>
+                <w:bCs/>
+                <w:b/>
               </w:rPr>
               <w:t xml:space="preserve">2018</w:t>
             </w:r>
@@ -1887,8 +1977,8 @@
             </w:pPr>
             <w:r>
               <w:rPr>
-                <w:b/>
-                <w:bCs/>
+                <w:bCs/>
+                <w:b/>
               </w:rPr>
               <w:t xml:space="preserve">2018</w:t>
             </w:r>
@@ -1917,8 +2007,8 @@
             </w:pPr>
             <w:r>
               <w:rPr>
-                <w:b/>
-                <w:bCs/>
+                <w:bCs/>
+                <w:b/>
               </w:rPr>
               <w:t xml:space="preserve">2017</w:t>
             </w:r>
@@ -1947,8 +2037,8 @@
             </w:pPr>
             <w:r>
               <w:rPr>
-                <w:b/>
-                <w:bCs/>
+                <w:bCs/>
+                <w:b/>
               </w:rPr>
               <w:t xml:space="preserve">2016</w:t>
             </w:r>
@@ -1977,8 +2067,8 @@
             </w:pPr>
             <w:r>
               <w:rPr>
-                <w:b/>
-                <w:bCs/>
+                <w:bCs/>
+                <w:b/>
               </w:rPr>
               <w:t xml:space="preserve">2016</w:t>
             </w:r>
@@ -2007,8 +2097,8 @@
             </w:pPr>
             <w:r>
               <w:rPr>
-                <w:b/>
-                <w:bCs/>
+                <w:bCs/>
+                <w:b/>
               </w:rPr>
               <w:t xml:space="preserve">2014</w:t>
             </w:r>
@@ -2037,8 +2127,8 @@
             </w:pPr>
             <w:r>
               <w:rPr>
-                <w:b/>
-                <w:bCs/>
+                <w:bCs/>
+                <w:b/>
               </w:rPr>
               <w:t xml:space="preserve">2014</w:t>
             </w:r>
@@ -2067,8 +2157,8 @@
             </w:pPr>
             <w:r>
               <w:rPr>
-                <w:b/>
-                <w:bCs/>
+                <w:bCs/>
+                <w:b/>
               </w:rPr>
               <w:t xml:space="preserve">2014</w:t>
             </w:r>
@@ -2097,8 +2187,8 @@
             </w:pPr>
             <w:r>
               <w:rPr>
-                <w:b/>
-                <w:bCs/>
+                <w:bCs/>
+                <w:b/>
               </w:rPr>
               <w:t xml:space="preserve">2014</w:t>
             </w:r>
@@ -2127,8 +2217,8 @@
             </w:pPr>
             <w:r>
               <w:rPr>
-                <w:b/>
-                <w:bCs/>
+                <w:bCs/>
+                <w:b/>
               </w:rPr>
               <w:t xml:space="preserve">2013 – 2014</w:t>
             </w:r>
@@ -2157,8 +2247,8 @@
             </w:pPr>
             <w:r>
               <w:rPr>
-                <w:b/>
-                <w:bCs/>
+                <w:bCs/>
+                <w:b/>
               </w:rPr>
               <w:t xml:space="preserve">2013</w:t>
             </w:r>
@@ -2187,8 +2277,8 @@
             </w:pPr>
             <w:r>
               <w:rPr>
-                <w:b/>
-                <w:bCs/>
+                <w:bCs/>
+                <w:b/>
               </w:rPr>
               <w:t xml:space="preserve">2013</w:t>
             </w:r>
@@ -2217,8 +2307,8 @@
             </w:pPr>
             <w:r>
               <w:rPr>
-                <w:b/>
-                <w:bCs/>
+                <w:bCs/>
+                <w:b/>
               </w:rPr>
               <w:t xml:space="preserve">2012</w:t>
             </w:r>
@@ -2247,8 +2337,8 @@
             </w:pPr>
             <w:r>
               <w:rPr>
-                <w:b/>
-                <w:bCs/>
+                <w:bCs/>
+                <w:b/>
               </w:rPr>
               <w:t xml:space="preserve">2012</w:t>
             </w:r>
@@ -2277,8 +2367,8 @@
             </w:pPr>
             <w:r>
               <w:rPr>
-                <w:b/>
-                <w:bCs/>
+                <w:bCs/>
+                <w:b/>
               </w:rPr>
               <w:t xml:space="preserve">2012</w:t>
             </w:r>
@@ -2307,8 +2397,8 @@
             </w:pPr>
             <w:r>
               <w:rPr>
-                <w:b/>
-                <w:bCs/>
+                <w:bCs/>
+                <w:b/>
               </w:rPr>
               <w:t xml:space="preserve">2012</w:t>
             </w:r>
@@ -2337,8 +2427,8 @@
             </w:pPr>
             <w:r>
               <w:rPr>
-                <w:b/>
-                <w:bCs/>
+                <w:bCs/>
+                <w:b/>
               </w:rPr>
               <w:t xml:space="preserve">2011</w:t>
             </w:r>
@@ -2367,8 +2457,8 @@
             </w:pPr>
             <w:r>
               <w:rPr>
-                <w:b/>
-                <w:bCs/>
+                <w:bCs/>
+                <w:b/>
               </w:rPr>
               <w:t xml:space="preserve">2010</w:t>
             </w:r>
@@ -2397,8 +2487,8 @@
             </w:pPr>
             <w:r>
               <w:rPr>
-                <w:b/>
-                <w:bCs/>
+                <w:bCs/>
+                <w:b/>
               </w:rPr>
               <w:t xml:space="preserve">2006</w:t>
             </w:r>
@@ -2427,8 +2517,8 @@
             </w:pPr>
             <w:r>
               <w:rPr>
-                <w:b/>
-                <w:bCs/>
+                <w:bCs/>
+                <w:b/>
               </w:rPr>
               <w:t xml:space="preserve">2006</w:t>
             </w:r>
@@ -2448,8 +2538,8 @@
         </w:tc>
       </w:tr>
     </w:tbl>
-    <w:bookmarkEnd w:id="14"/>
-    <w:bookmarkStart w:id="15" w:name="direction-lighting-and-film"/>
+    <w:bookmarkEnd w:id="25"/>
+    <w:bookmarkStart w:id="26" w:name="direction-lighting-and-film"/>
     <w:p>
       <w:pPr>
         <w:pStyle w:val="Heading2"/>
@@ -2462,8 +2552,8 @@
       <w:tblPr>
         <w:tblStyle w:val="Table"/>
         <w:tblW w:type="pct" w:w="5000"/>
-        <w:tblLayout w:type="fixed"/>
         <w:tblLook w:firstRow="0" w:lastRow="0" w:firstColumn="0" w:lastColumn="0" w:noHBand="0" w:noVBand="0" w:val="0000"/>
+        <w:jc w:val="start"/>
       </w:tblPr>
       <w:tblGrid>
         <w:gridCol w:w="1941"/>
@@ -2479,8 +2569,8 @@
             </w:pPr>
             <w:r>
               <w:rPr>
-                <w:b/>
-                <w:bCs/>
+                <w:bCs/>
+                <w:b/>
               </w:rPr>
               <w:t xml:space="preserve">2010</w:t>
             </w:r>
@@ -2509,8 +2599,8 @@
             </w:pPr>
             <w:r>
               <w:rPr>
-                <w:b/>
-                <w:bCs/>
+                <w:bCs/>
+                <w:b/>
               </w:rPr>
               <w:t xml:space="preserve">2010</w:t>
             </w:r>
@@ -2539,8 +2629,8 @@
             </w:pPr>
             <w:r>
               <w:rPr>
-                <w:b/>
-                <w:bCs/>
+                <w:bCs/>
+                <w:b/>
               </w:rPr>
               <w:t xml:space="preserve">2010</w:t>
             </w:r>
@@ -2569,8 +2659,8 @@
             </w:pPr>
             <w:r>
               <w:rPr>
-                <w:b/>
-                <w:bCs/>
+                <w:bCs/>
+                <w:b/>
               </w:rPr>
               <w:t xml:space="preserve">2010</w:t>
             </w:r>
@@ -2599,8 +2689,8 @@
             </w:pPr>
             <w:r>
               <w:rPr>
-                <w:b/>
-                <w:bCs/>
+                <w:bCs/>
+                <w:b/>
               </w:rPr>
               <w:t xml:space="preserve">2009</w:t>
             </w:r>
@@ -2629,8 +2719,8 @@
             </w:pPr>
             <w:r>
               <w:rPr>
-                <w:b/>
-                <w:bCs/>
+                <w:bCs/>
+                <w:b/>
               </w:rPr>
               <w:t xml:space="preserve">2009</w:t>
             </w:r>
@@ -2659,8 +2749,8 @@
             </w:pPr>
             <w:r>
               <w:rPr>
-                <w:b/>
-                <w:bCs/>
+                <w:bCs/>
+                <w:b/>
               </w:rPr>
               <w:t xml:space="preserve">2009</w:t>
             </w:r>
@@ -2689,8 +2779,8 @@
             </w:pPr>
             <w:r>
               <w:rPr>
-                <w:b/>
-                <w:bCs/>
+                <w:bCs/>
+                <w:b/>
               </w:rPr>
               <w:t xml:space="preserve">2009</w:t>
             </w:r>
@@ -2719,8 +2809,8 @@
             </w:pPr>
             <w:r>
               <w:rPr>
-                <w:b/>
-                <w:bCs/>
+                <w:bCs/>
+                <w:b/>
               </w:rPr>
               <w:t xml:space="preserve">2009</w:t>
             </w:r>
@@ -2749,8 +2839,8 @@
             </w:pPr>
             <w:r>
               <w:rPr>
-                <w:b/>
-                <w:bCs/>
+                <w:bCs/>
+                <w:b/>
               </w:rPr>
               <w:t xml:space="preserve">2009</w:t>
             </w:r>
@@ -2779,8 +2869,8 @@
             </w:pPr>
             <w:r>
               <w:rPr>
-                <w:b/>
-                <w:bCs/>
+                <w:bCs/>
+                <w:b/>
               </w:rPr>
               <w:t xml:space="preserve">2009</w:t>
             </w:r>
@@ -2809,8 +2899,8 @@
             </w:pPr>
             <w:r>
               <w:rPr>
-                <w:b/>
-                <w:bCs/>
+                <w:bCs/>
+                <w:b/>
               </w:rPr>
               <w:t xml:space="preserve">2009</w:t>
             </w:r>
@@ -2839,8 +2929,8 @@
             </w:pPr>
             <w:r>
               <w:rPr>
-                <w:b/>
-                <w:bCs/>
+                <w:bCs/>
+                <w:b/>
               </w:rPr>
               <w:t xml:space="preserve">2008</w:t>
             </w:r>
@@ -2869,8 +2959,8 @@
             </w:pPr>
             <w:r>
               <w:rPr>
-                <w:b/>
-                <w:bCs/>
+                <w:bCs/>
+                <w:b/>
               </w:rPr>
               <w:t xml:space="preserve">2008</w:t>
             </w:r>
@@ -2899,8 +2989,8 @@
             </w:pPr>
             <w:r>
               <w:rPr>
-                <w:b/>
-                <w:bCs/>
+                <w:bCs/>
+                <w:b/>
               </w:rPr>
               <w:t xml:space="preserve">2007</w:t>
             </w:r>
@@ -2929,8 +3019,8 @@
             </w:pPr>
             <w:r>
               <w:rPr>
-                <w:b/>
-                <w:bCs/>
+                <w:bCs/>
+                <w:b/>
               </w:rPr>
               <w:t xml:space="preserve">2006</w:t>
             </w:r>
@@ -2959,8 +3049,8 @@
             </w:pPr>
             <w:r>
               <w:rPr>
-                <w:b/>
-                <w:bCs/>
+                <w:bCs/>
+                <w:b/>
               </w:rPr>
               <w:t xml:space="preserve">2005</w:t>
             </w:r>
@@ -2989,8 +3079,8 @@
             </w:pPr>
             <w:r>
               <w:rPr>
-                <w:b/>
-                <w:bCs/>
+                <w:bCs/>
+                <w:b/>
               </w:rPr>
               <w:t xml:space="preserve">2004</w:t>
             </w:r>
@@ -3019,8 +3109,8 @@
             </w:pPr>
             <w:r>
               <w:rPr>
-                <w:b/>
-                <w:bCs/>
+                <w:bCs/>
+                <w:b/>
               </w:rPr>
               <w:t xml:space="preserve">2003</w:t>
             </w:r>
@@ -3040,8 +3130,8 @@
         </w:tc>
       </w:tr>
     </w:tbl>
-    <w:bookmarkEnd w:id="15"/>
-    <w:bookmarkStart w:id="16" w:name="collectives-and-affiliations"/>
+    <w:bookmarkEnd w:id="26"/>
+    <w:bookmarkStart w:id="27" w:name="collectives-and-affiliations"/>
     <w:p>
       <w:pPr>
         <w:pStyle w:val="Heading2"/>
@@ -3054,8 +3144,8 @@
       <w:tblPr>
         <w:tblStyle w:val="Table"/>
         <w:tblW w:type="pct" w:w="5000"/>
-        <w:tblLayout w:type="fixed"/>
         <w:tblLook w:firstRow="0" w:lastRow="0" w:firstColumn="0" w:lastColumn="0" w:noHBand="0" w:noVBand="0" w:val="0000"/>
+        <w:jc w:val="start"/>
       </w:tblPr>
       <w:tblGrid>
         <w:gridCol w:w="1941"/>
@@ -3071,8 +3161,8 @@
             </w:pPr>
             <w:r>
               <w:rPr>
-                <w:b/>
-                <w:bCs/>
+                <w:bCs/>
+                <w:b/>
               </w:rPr>
               <w:t xml:space="preserve">2025 – present</w:t>
             </w:r>
@@ -3101,8 +3191,8 @@
             </w:pPr>
             <w:r>
               <w:rPr>
-                <w:b/>
-                <w:bCs/>
+                <w:bCs/>
+                <w:b/>
               </w:rPr>
               <w:t xml:space="preserve">2023 – present</w:t>
             </w:r>
@@ -3131,8 +3221,8 @@
             </w:pPr>
             <w:r>
               <w:rPr>
-                <w:b/>
-                <w:bCs/>
+                <w:bCs/>
+                <w:b/>
               </w:rPr>
               <w:t xml:space="preserve">2022 – 2023</w:t>
             </w:r>
@@ -3161,8 +3251,8 @@
             </w:pPr>
             <w:r>
               <w:rPr>
-                <w:b/>
-                <w:bCs/>
+                <w:bCs/>
+                <w:b/>
               </w:rPr>
               <w:t xml:space="preserve">2021 – 2022</w:t>
             </w:r>
@@ -3191,8 +3281,8 @@
             </w:pPr>
             <w:r>
               <w:rPr>
-                <w:b/>
-                <w:bCs/>
+                <w:bCs/>
+                <w:b/>
               </w:rPr>
               <w:t xml:space="preserve">2019 – present</w:t>
             </w:r>
@@ -3221,8 +3311,8 @@
             </w:pPr>
             <w:r>
               <w:rPr>
-                <w:b/>
-                <w:bCs/>
+                <w:bCs/>
+                <w:b/>
               </w:rPr>
               <w:t xml:space="preserve">2018 – present</w:t>
             </w:r>
@@ -3251,8 +3341,8 @@
             </w:pPr>
             <w:r>
               <w:rPr>
-                <w:b/>
-                <w:bCs/>
+                <w:bCs/>
+                <w:b/>
               </w:rPr>
               <w:t xml:space="preserve">2018 – present</w:t>
             </w:r>
@@ -3272,8 +3362,8 @@
         </w:tc>
       </w:tr>
     </w:tbl>
-    <w:bookmarkEnd w:id="16"/>
-    <w:bookmarkStart w:id="17" w:name="selected-press"/>
+    <w:bookmarkEnd w:id="27"/>
+    <w:bookmarkStart w:id="28" w:name="selected-press"/>
     <w:p>
       <w:pPr>
         <w:pStyle w:val="Heading2"/>
@@ -3286,8 +3376,8 @@
       <w:tblPr>
         <w:tblStyle w:val="Table"/>
         <w:tblW w:type="pct" w:w="5000"/>
-        <w:tblLayout w:type="fixed"/>
         <w:tblLook w:firstRow="0" w:lastRow="0" w:firstColumn="0" w:lastColumn="0" w:noHBand="0" w:noVBand="0" w:val="0000"/>
+        <w:jc w:val="start"/>
       </w:tblPr>
       <w:tblGrid>
         <w:gridCol w:w="1941"/>
@@ -3303,8 +3393,8 @@
             </w:pPr>
             <w:r>
               <w:rPr>
-                <w:b/>
-                <w:bCs/>
+                <w:bCs/>
+                <w:b/>
               </w:rPr>
               <w:t xml:space="preserve">2023</w:t>
             </w:r>
@@ -3318,7 +3408,13 @@
               <w:jc w:val="left"/>
             </w:pPr>
             <w:r>
-              <w:t xml:space="preserve">“Get the inside scoop on game-changing innovations in augmented reality with the new VisionPro.”</w:t>
+              <w:t xml:space="preserve">“</w:t>
+            </w:r>
+            <w:r>
+              <w:t xml:space="preserve">Get the inside scoop on game-changing innovations in augmented reality with the new VisionPro.</w:t>
+            </w:r>
+            <w:r>
+              <w:t xml:space="preserve">”</w:t>
             </w:r>
             <w:r>
               <w:t xml:space="preserve"> </w:t>
@@ -3339,8 +3435,8 @@
             </w:pPr>
             <w:r>
               <w:rPr>
-                <w:b/>
-                <w:bCs/>
+                <w:bCs/>
+                <w:b/>
               </w:rPr>
               <w:t xml:space="preserve">2023</w:t>
             </w:r>
@@ -3369,8 +3465,8 @@
             </w:pPr>
             <w:r>
               <w:rPr>
-                <w:b/>
-                <w:bCs/>
+                <w:bCs/>
+                <w:b/>
               </w:rPr>
               <w:t xml:space="preserve">2022</w:t>
             </w:r>
@@ -3384,7 +3480,13 @@
               <w:jc w:val="left"/>
             </w:pPr>
             <w:r>
-              <w:t xml:space="preserve">“Students Are Excited And Hopeful For What The Metaverse May Bring.”</w:t>
+              <w:t xml:space="preserve">“</w:t>
+            </w:r>
+            <w:r>
+              <w:t xml:space="preserve">Students Are Excited And Hopeful For What The Metaverse May Bring.</w:t>
+            </w:r>
+            <w:r>
+              <w:t xml:space="preserve">”</w:t>
             </w:r>
             <w:r>
               <w:t xml:space="preserve"> </w:t>
@@ -3405,8 +3507,8 @@
             </w:pPr>
             <w:r>
               <w:rPr>
-                <w:b/>
-                <w:bCs/>
+                <w:bCs/>
+                <w:b/>
               </w:rPr>
               <w:t xml:space="preserve">2022</w:t>
             </w:r>
@@ -3420,7 +3522,13 @@
               <w:jc w:val="left"/>
             </w:pPr>
             <w:r>
-              <w:t xml:space="preserve">“Michael F. Bergmann On The Merging of Live Arts and Technology.”</w:t>
+              <w:t xml:space="preserve">“</w:t>
+            </w:r>
+            <w:r>
+              <w:t xml:space="preserve">Michael F. Bergmann On The Merging of Live Arts and Technology.</w:t>
+            </w:r>
+            <w:r>
+              <w:t xml:space="preserve">”</w:t>
             </w:r>
             <w:r>
               <w:t xml:space="preserve"> </w:t>
@@ -3441,8 +3549,8 @@
             </w:pPr>
             <w:r>
               <w:rPr>
-                <w:b/>
-                <w:bCs/>
+                <w:bCs/>
+                <w:b/>
               </w:rPr>
               <w:t xml:space="preserve">2021</w:t>
             </w:r>
@@ -3456,7 +3564,13 @@
               <w:jc w:val="left"/>
             </w:pPr>
             <w:r>
-              <w:t xml:space="preserve">“Emerging technology that’s here to stay.”</w:t>
+              <w:t xml:space="preserve">“</w:t>
+            </w:r>
+            <w:r>
+              <w:t xml:space="preserve">Emerging technology that’s here to stay.</w:t>
+            </w:r>
+            <w:r>
+              <w:t xml:space="preserve">”</w:t>
             </w:r>
             <w:r>
               <w:t xml:space="preserve"> </w:t>
@@ -3477,8 +3591,8 @@
             </w:pPr>
             <w:r>
               <w:rPr>
-                <w:b/>
-                <w:bCs/>
+                <w:bCs/>
+                <w:b/>
               </w:rPr>
               <w:t xml:space="preserve">2020</w:t>
             </w:r>
@@ -3492,7 +3606,13 @@
               <w:jc w:val="left"/>
             </w:pPr>
             <w:r>
-              <w:t xml:space="preserve">“Can you feel empathy for a dancing robot?”</w:t>
+              <w:t xml:space="preserve">“</w:t>
+            </w:r>
+            <w:r>
+              <w:t xml:space="preserve">Can you feel empathy for a dancing robot?</w:t>
+            </w:r>
+            <w:r>
+              <w:t xml:space="preserve">”</w:t>
             </w:r>
             <w:r>
               <w:t xml:space="preserve"> </w:t>
@@ -3513,8 +3633,8 @@
             </w:pPr>
             <w:r>
               <w:rPr>
-                <w:b/>
-                <w:bCs/>
+                <w:bCs/>
+                <w:b/>
               </w:rPr>
               <w:t xml:space="preserve">2020</w:t>
             </w:r>
@@ -3528,7 +3648,13 @@
               <w:jc w:val="left"/>
             </w:pPr>
             <w:r>
-              <w:t xml:space="preserve">“FCAD students embrace opportunity to redefine performance.”</w:t>
+              <w:t xml:space="preserve">“</w:t>
+            </w:r>
+            <w:r>
+              <w:t xml:space="preserve">FCAD students embrace opportunity to redefine performance.</w:t>
+            </w:r>
+            <w:r>
+              <w:t xml:space="preserve">”</w:t>
             </w:r>
             <w:r>
               <w:t xml:space="preserve"> </w:t>
@@ -3549,8 +3675,8 @@
             </w:pPr>
             <w:r>
               <w:rPr>
-                <w:b/>
-                <w:bCs/>
+                <w:bCs/>
+                <w:b/>
               </w:rPr>
               <w:t xml:space="preserve">2019</w:t>
             </w:r>
@@ -3564,7 +3690,13 @@
               <w:jc w:val="left"/>
             </w:pPr>
             <w:r>
-              <w:t xml:space="preserve">“Premiere of robot dance performance launches Creative Technology Lab.”</w:t>
+              <w:t xml:space="preserve">“</w:t>
+            </w:r>
+            <w:r>
+              <w:t xml:space="preserve">Premiere of robot dance performance launches Creative Technology Lab.</w:t>
+            </w:r>
+            <w:r>
+              <w:t xml:space="preserve">”</w:t>
             </w:r>
             <w:r>
               <w:t xml:space="preserve"> </w:t>
@@ -3585,8 +3717,8 @@
             </w:pPr>
             <w:r>
               <w:rPr>
-                <w:b/>
-                <w:bCs/>
+                <w:bCs/>
+                <w:b/>
               </w:rPr>
               <w:t xml:space="preserve">2015</w:t>
             </w:r>
@@ -3606,8 +3738,8 @@
         </w:tc>
       </w:tr>
     </w:tbl>
-    <w:bookmarkEnd w:id="17"/>
-    <w:bookmarkStart w:id="18" w:name="education"/>
+    <w:bookmarkEnd w:id="28"/>
+    <w:bookmarkStart w:id="29" w:name="education"/>
     <w:p>
       <w:pPr>
         <w:pStyle w:val="Heading2"/>
@@ -3620,8 +3752,8 @@
       <w:tblPr>
         <w:tblStyle w:val="Table"/>
         <w:tblW w:type="pct" w:w="5000"/>
-        <w:tblLayout w:type="fixed"/>
         <w:tblLook w:firstRow="0" w:lastRow="0" w:firstColumn="0" w:lastColumn="0" w:noHBand="0" w:noVBand="0" w:val="0000"/>
+        <w:jc w:val="start"/>
       </w:tblPr>
       <w:tblGrid>
         <w:gridCol w:w="1941"/>
@@ -3637,8 +3769,8 @@
             </w:pPr>
             <w:r>
               <w:rPr>
-                <w:b/>
-                <w:bCs/>
+                <w:bCs/>
+                <w:b/>
               </w:rPr>
               <w:t xml:space="preserve">2022 – present</w:t>
             </w:r>
@@ -3667,8 +3799,8 @@
             </w:pPr>
             <w:r>
               <w:rPr>
-                <w:b/>
-                <w:bCs/>
+                <w:bCs/>
+                <w:b/>
               </w:rPr>
               <w:t xml:space="preserve">2011 – 2014</w:t>
             </w:r>
@@ -3697,8 +3829,8 @@
             </w:pPr>
             <w:r>
               <w:rPr>
-                <w:b/>
-                <w:bCs/>
+                <w:bCs/>
+                <w:b/>
               </w:rPr>
               <w:t xml:space="preserve">2006 – 2011</w:t>
             </w:r>
@@ -3718,8 +3850,8 @@
         </w:tc>
       </w:tr>
     </w:tbl>
-    <w:bookmarkEnd w:id="18"/>
-    <w:bookmarkEnd w:id="19"/>
+    <w:bookmarkEnd w:id="29"/>
+    <w:bookmarkEnd w:id="30"/>
     <w:sectPr>
       <w:footnotePr>
         <w:numRestart w:val="eachSect"/>
@@ -3755,14 +3887,14 @@
 <file path=word/numbering.xml><?xml version="1.0" encoding="utf-8"?>
 <w:numbering xmlns:w="http://schemas.openxmlformats.org/wordprocessingml/2006/main">
   <w:abstractNum w:abstractNumId="990">
-    <w:nsid w:val="0000A990"/>
+    <w:nsid w:val="A990"/>
     <w:multiLevelType w:val="multilevel"/>
     <w:lvl w:ilvl="0">
       <w:numFmt w:val="bullet"/>
       <w:lvlText w:val=" "/>
       <w:lvlJc w:val="left"/>
       <w:pPr>
-        <w:ind w:left="720" w:hanging="360"/>
+        <w:ind w:left="720" w:hanging="480"/>
       </w:pPr>
     </w:lvl>
     <w:lvl w:ilvl="1">
@@ -3770,7 +3902,7 @@
       <w:lvlText w:val=" "/>
       <w:lvlJc w:val="left"/>
       <w:pPr>
-        <w:ind w:left="1440" w:hanging="360"/>
+        <w:ind w:left="1440" w:hanging="480"/>
       </w:pPr>
     </w:lvl>
     <w:lvl w:ilvl="2">
@@ -3778,7 +3910,7 @@
       <w:lvlText w:val=" "/>
       <w:lvlJc w:val="left"/>
       <w:pPr>
-        <w:ind w:left="2160" w:hanging="360"/>
+        <w:ind w:left="2160" w:hanging="480"/>
       </w:pPr>
     </w:lvl>
     <w:lvl w:ilvl="3">
@@ -3786,7 +3918,7 @@
       <w:lvlText w:val=" "/>
       <w:lvlJc w:val="left"/>
       <w:pPr>
-        <w:ind w:left="2880" w:hanging="360"/>
+        <w:ind w:left="2880" w:hanging="480"/>
       </w:pPr>
     </w:lvl>
     <w:lvl w:ilvl="4">
@@ -3794,7 +3926,7 @@
       <w:lvlText w:val=" "/>
       <w:lvlJc w:val="left"/>
       <w:pPr>
-        <w:ind w:left="3600" w:hanging="360"/>
+        <w:ind w:left="3600" w:hanging="480"/>
       </w:pPr>
     </w:lvl>
     <w:lvl w:ilvl="5">
@@ -3802,7 +3934,7 @@
       <w:lvlText w:val=" "/>
       <w:lvlJc w:val="left"/>
       <w:pPr>
-        <w:ind w:left="4320" w:hanging="360"/>
+        <w:ind w:left="4320" w:hanging="480"/>
       </w:pPr>
     </w:lvl>
     <w:lvl w:ilvl="6">
@@ -3810,7 +3942,7 @@
       <w:lvlText w:val=" "/>
       <w:lvlJc w:val="left"/>
       <w:pPr>
-        <w:ind w:left="5040" w:hanging="360"/>
+        <w:ind w:left="5040" w:hanging="480"/>
       </w:pPr>
     </w:lvl>
     <w:lvl w:ilvl="7">
@@ -3818,7 +3950,7 @@
       <w:lvlText w:val=" "/>
       <w:lvlJc w:val="left"/>
       <w:pPr>
-        <w:ind w:left="5760" w:hanging="360"/>
+        <w:ind w:left="5760" w:hanging="480"/>
       </w:pPr>
     </w:lvl>
     <w:lvl w:ilvl="8">
@@ -3826,7 +3958,7 @@
       <w:lvlText w:val=" "/>
       <w:lvlJc w:val="left"/>
       <w:pPr>
-        <w:ind w:left="6480" w:hanging="360"/>
+        <w:ind w:left="6480" w:hanging="480"/>
       </w:pPr>
     </w:lvl>
   </w:abstractNum>
@@ -4496,8 +4628,8 @@
     <w:name w:val="KeywordTok"/>
     <w:basedOn w:val="VerbatimChar"/>
     <w:rPr>
+      <w:color w:val="007020"/>
       <w:b/>
-      <w:color w:val="007020"/>
     </w:rPr>
   </w:style>
   <w:style w:type="character" w:customStyle="1" w:styleId="DataTypeTok">
@@ -4574,42 +4706,42 @@
     <w:name w:val="ImportTok"/>
     <w:basedOn w:val="VerbatimChar"/>
     <w:rPr>
+      <w:color w:val="008000"/>
       <w:b/>
-      <w:color w:val="008000"/>
     </w:rPr>
   </w:style>
   <w:style w:type="character" w:customStyle="1" w:styleId="CommentTok">
     <w:name w:val="CommentTok"/>
     <w:basedOn w:val="VerbatimChar"/>
     <w:rPr>
+      <w:color w:val="60a0b0"/>
       <w:i/>
-      <w:color w:val="60a0b0"/>
     </w:rPr>
   </w:style>
   <w:style w:type="character" w:customStyle="1" w:styleId="DocumentationTok">
     <w:name w:val="DocumentationTok"/>
     <w:basedOn w:val="VerbatimChar"/>
     <w:rPr>
+      <w:color w:val="ba2121"/>
       <w:i/>
-      <w:color w:val="ba2121"/>
     </w:rPr>
   </w:style>
   <w:style w:type="character" w:customStyle="1" w:styleId="AnnotationTok">
     <w:name w:val="AnnotationTok"/>
     <w:basedOn w:val="VerbatimChar"/>
     <w:rPr>
+      <w:color w:val="60a0b0"/>
       <w:b/>
       <w:i/>
-      <w:color w:val="60a0b0"/>
     </w:rPr>
   </w:style>
   <w:style w:type="character" w:customStyle="1" w:styleId="CommentVarTok">
     <w:name w:val="CommentVarTok"/>
     <w:basedOn w:val="VerbatimChar"/>
     <w:rPr>
+      <w:color w:val="60a0b0"/>
       <w:b/>
       <w:i/>
-      <w:color w:val="60a0b0"/>
     </w:rPr>
   </w:style>
   <w:style w:type="character" w:customStyle="1" w:styleId="OtherTok">
@@ -4637,8 +4769,8 @@
     <w:name w:val="ControlFlowTok"/>
     <w:basedOn w:val="VerbatimChar"/>
     <w:rPr>
+      <w:color w:val="007020"/>
       <w:b/>
-      <w:color w:val="007020"/>
     </w:rPr>
   </w:style>
   <w:style w:type="character" w:customStyle="1" w:styleId="OperatorTok">
@@ -4683,34 +4815,34 @@
     <w:name w:val="InformationTok"/>
     <w:basedOn w:val="VerbatimChar"/>
     <w:rPr>
+      <w:color w:val="60a0b0"/>
       <w:b/>
       <w:i/>
-      <w:color w:val="60a0b0"/>
     </w:rPr>
   </w:style>
   <w:style w:type="character" w:customStyle="1" w:styleId="WarningTok">
     <w:name w:val="WarningTok"/>
     <w:basedOn w:val="VerbatimChar"/>
     <w:rPr>
+      <w:color w:val="60a0b0"/>
       <w:b/>
       <w:i/>
-      <w:color w:val="60a0b0"/>
     </w:rPr>
   </w:style>
   <w:style w:type="character" w:customStyle="1" w:styleId="AlertTok">
     <w:name w:val="AlertTok"/>
     <w:basedOn w:val="VerbatimChar"/>
     <w:rPr>
+      <w:color w:val="ff0000"/>
       <w:b/>
-      <w:color w:val="ff0000"/>
     </w:rPr>
   </w:style>
   <w:style w:type="character" w:customStyle="1" w:styleId="ErrorTok">
     <w:name w:val="ErrorTok"/>
     <w:basedOn w:val="VerbatimChar"/>
     <w:rPr>
+      <w:color w:val="ff0000"/>
       <w:b/>
-      <w:color w:val="ff0000"/>
     </w:rPr>
   </w:style>
   <w:style w:type="character" w:customStyle="1" w:styleId="NormalTok">

--- a/output/Bergmann-CV-Artist.docx
+++ b/output/Bergmann-CV-Artist.docx
@@ -2,7 +2,7 @@
 <file path=word/document.xml><?xml version="1.0" encoding="utf-8"?>
 <w:document xmlns:w="http://schemas.openxmlformats.org/wordprocessingml/2006/main" xmlns:m="http://schemas.openxmlformats.org/officeDocument/2006/math" xmlns:r="http://schemas.openxmlformats.org/officeDocument/2006/relationships" xmlns:o="urn:schemas-microsoft-com:office:office" xmlns:v="urn:schemas-microsoft-com:vml" xmlns:w10="urn:schemas-microsoft-com:office:word" xmlns:a="http://schemas.openxmlformats.org/drawingml/2006/main" xmlns:pic="http://schemas.openxmlformats.org/drawingml/2006/picture" xmlns:wp="http://schemas.openxmlformats.org/drawingml/2006/wordprocessingDrawing">
   <w:body>
-    <w:bookmarkStart w:id="30" w:name="artist-cv-michael-f-bergmann"/>
+    <w:bookmarkStart w:id="19" w:name="artist-cv-michael-f-bergmann"/>
     <w:p>
       <w:pPr>
         <w:pStyle w:val="Heading1"/>
@@ -17,8 +17,8 @@
       </w:pPr>
       <w:r>
         <w:rPr>
+          <w:i/>
           <w:iCs/>
-          <w:i/>
         </w:rPr>
         <w:t xml:space="preserve">Performance, projection, and machine collaboration</w:t>
       </w:r>
@@ -34,10 +34,10 @@
         <w:br/>
       </w:r>
       <w:r>
-        <w:t xml:space="preserve">ORCID: 0000-0002-5698-8121 · mfb@torontomu.ca · https://bergmann.ai</w:t>
+        <w:t xml:space="preserve">ORCID: 0000-0002-5698-8121 · michael@bergmann.ai · https://bergmann.ai</w:t>
       </w:r>
     </w:p>
-    <w:bookmarkStart w:id="20" w:name="selected-works"/>
+    <w:bookmarkStart w:id="9" w:name="selected-works"/>
     <w:p>
       <w:pPr>
         <w:pStyle w:val="Heading2"/>
@@ -50,8 +50,8 @@
       <w:tblPr>
         <w:tblStyle w:val="Table"/>
         <w:tblW w:type="pct" w:w="5000"/>
+        <w:tblLayout w:type="fixed"/>
         <w:tblLook w:firstRow="0" w:lastRow="0" w:firstColumn="0" w:lastColumn="0" w:noHBand="0" w:noVBand="0" w:val="0000"/>
-        <w:jc w:val="start"/>
       </w:tblPr>
       <w:tblGrid>
         <w:gridCol w:w="1941"/>
@@ -67,8 +67,8 @@
             </w:pPr>
             <w:r>
               <w:rPr>
-                <w:bCs/>
-                <w:b/>
+                <w:b/>
+                <w:bCs/>
               </w:rPr>
               <w:t xml:space="preserve">2026</w:t>
             </w:r>
@@ -82,13 +82,7 @@
               <w:jc w:val="left"/>
             </w:pPr>
             <w:r>
-              <w:t xml:space="preserve">“</w:t>
-            </w:r>
-            <w:r>
-              <w:t xml:space="preserve">Before I Was This.</w:t>
-            </w:r>
-            <w:r>
-              <w:t xml:space="preserve">”</w:t>
+              <w:t xml:space="preserve">“Before I Was This.”</w:t>
             </w:r>
             <w:r>
               <w:t xml:space="preserve"> </w:t>
@@ -109,8 +103,8 @@
             </w:pPr>
             <w:r>
               <w:rPr>
-                <w:bCs/>
-                <w:b/>
+                <w:b/>
+                <w:bCs/>
               </w:rPr>
               <w:t xml:space="preserve">2026</w:t>
             </w:r>
@@ -139,8 +133,8 @@
             </w:pPr>
             <w:r>
               <w:rPr>
-                <w:bCs/>
-                <w:b/>
+                <w:b/>
+                <w:bCs/>
               </w:rPr>
               <w:t xml:space="preserve">2025</w:t>
             </w:r>
@@ -169,8 +163,8 @@
             </w:pPr>
             <w:r>
               <w:rPr>
-                <w:bCs/>
-                <w:b/>
+                <w:b/>
+                <w:bCs/>
               </w:rPr>
               <w:t xml:space="preserve">2025</w:t>
             </w:r>
@@ -184,13 +178,7 @@
               <w:jc w:val="left"/>
             </w:pPr>
             <w:r>
-              <w:t xml:space="preserve">“</w:t>
-            </w:r>
-            <w:r>
-              <w:t xml:space="preserve">To my creators…</w:t>
-            </w:r>
-            <w:r>
-              <w:t xml:space="preserve">”</w:t>
+              <w:t xml:space="preserve">“To my creators…”</w:t>
             </w:r>
             <w:r>
               <w:t xml:space="preserve"> </w:t>
@@ -211,8 +199,8 @@
             </w:pPr>
             <w:r>
               <w:rPr>
-                <w:bCs/>
-                <w:b/>
+                <w:b/>
+                <w:bCs/>
               </w:rPr>
               <w:t xml:space="preserve">2024</w:t>
             </w:r>
@@ -232,29 +220,23 @@
               <w:t xml:space="preserve"> </w:t>
             </w:r>
             <w:r>
-              <w:t xml:space="preserve">“</w:t>
-            </w:r>
-            <w:r>
-              <w:t xml:space="preserve">To my creators…</w:t>
-            </w:r>
-            <w:r>
-              <w:t xml:space="preserve">”</w:t>
-            </w:r>
-          </w:p>
-        </w:tc>
-      </w:tr>
-      <w:tr>
-        <w:tc>
-          <w:tcPr/>
-          <w:p>
-            <w:pPr>
-              <w:pStyle w:val="Compact"/>
-              <w:jc w:val="left"/>
-            </w:pPr>
-            <w:r>
-              <w:rPr>
-                <w:bCs/>
-                <w:b/>
+              <w:t xml:space="preserve">“To my creators…”</w:t>
+            </w:r>
+          </w:p>
+        </w:tc>
+      </w:tr>
+      <w:tr>
+        <w:tc>
+          <w:tcPr/>
+          <w:p>
+            <w:pPr>
+              <w:pStyle w:val="Compact"/>
+              <w:jc w:val="left"/>
+            </w:pPr>
+            <w:r>
+              <w:rPr>
+                <w:b/>
+                <w:bCs/>
               </w:rPr>
               <w:t xml:space="preserve">2024</w:t>
             </w:r>
@@ -283,8 +265,8 @@
             </w:pPr>
             <w:r>
               <w:rPr>
-                <w:bCs/>
-                <w:b/>
+                <w:b/>
+                <w:bCs/>
               </w:rPr>
               <w:t xml:space="preserve">2024</w:t>
             </w:r>
@@ -313,8 +295,8 @@
             </w:pPr>
             <w:r>
               <w:rPr>
-                <w:bCs/>
-                <w:b/>
+                <w:b/>
+                <w:bCs/>
               </w:rPr>
               <w:t xml:space="preserve">2019</w:t>
             </w:r>
@@ -328,13 +310,7 @@
               <w:jc w:val="left"/>
             </w:pPr>
             <w:r>
-              <w:t xml:space="preserve">“</w:t>
-            </w:r>
-            <w:r>
-              <w:t xml:space="preserve">The Uncanny Robots Project: Phase 1.</w:t>
-            </w:r>
-            <w:r>
-              <w:t xml:space="preserve">”</w:t>
+              <w:t xml:space="preserve">“The Uncanny Robots Project: Phase 1.”</w:t>
             </w:r>
             <w:r>
               <w:t xml:space="preserve"> </w:t>
@@ -355,8 +331,8 @@
             </w:pPr>
             <w:r>
               <w:rPr>
-                <w:bCs/>
-                <w:b/>
+                <w:b/>
+                <w:bCs/>
               </w:rPr>
               <w:t xml:space="preserve">2017</w:t>
             </w:r>
@@ -385,8 +361,8 @@
             </w:pPr>
             <w:r>
               <w:rPr>
-                <w:bCs/>
-                <w:b/>
+                <w:b/>
+                <w:bCs/>
               </w:rPr>
               <w:t xml:space="preserve">2016</w:t>
             </w:r>
@@ -415,8 +391,8 @@
             </w:pPr>
             <w:r>
               <w:rPr>
-                <w:bCs/>
-                <w:b/>
+                <w:b/>
+                <w:bCs/>
               </w:rPr>
               <w:t xml:space="preserve">2014</w:t>
             </w:r>
@@ -445,8 +421,8 @@
             </w:pPr>
             <w:r>
               <w:rPr>
-                <w:bCs/>
-                <w:b/>
+                <w:b/>
+                <w:bCs/>
               </w:rPr>
               <w:t xml:space="preserve">2014</w:t>
             </w:r>
@@ -475,8 +451,8 @@
             </w:pPr>
             <w:r>
               <w:rPr>
-                <w:bCs/>
-                <w:b/>
+                <w:b/>
+                <w:bCs/>
               </w:rPr>
               <w:t xml:space="preserve">2014</w:t>
             </w:r>
@@ -505,8 +481,8 @@
             </w:pPr>
             <w:r>
               <w:rPr>
-                <w:bCs/>
-                <w:b/>
+                <w:b/>
+                <w:bCs/>
               </w:rPr>
               <w:t xml:space="preserve">2013 – 2014</w:t>
             </w:r>
@@ -535,8 +511,8 @@
             </w:pPr>
             <w:r>
               <w:rPr>
-                <w:bCs/>
-                <w:b/>
+                <w:b/>
+                <w:bCs/>
               </w:rPr>
               <w:t xml:space="preserve">2013</w:t>
             </w:r>
@@ -565,8 +541,8 @@
             </w:pPr>
             <w:r>
               <w:rPr>
-                <w:bCs/>
-                <w:b/>
+                <w:b/>
+                <w:bCs/>
               </w:rPr>
               <w:t xml:space="preserve">2012</w:t>
             </w:r>
@@ -586,8 +562,8 @@
         </w:tc>
       </w:tr>
     </w:tbl>
-    <w:bookmarkEnd w:id="20"/>
-    <w:bookmarkStart w:id="21" w:name="recent-creative-work"/>
+    <w:bookmarkEnd w:id="9"/>
+    <w:bookmarkStart w:id="10" w:name="recent-creative-work"/>
     <w:p>
       <w:pPr>
         <w:pStyle w:val="Heading2"/>
@@ -600,8 +576,8 @@
       <w:tblPr>
         <w:tblStyle w:val="Table"/>
         <w:tblW w:type="pct" w:w="5000"/>
+        <w:tblLayout w:type="fixed"/>
         <w:tblLook w:firstRow="0" w:lastRow="0" w:firstColumn="0" w:lastColumn="0" w:noHBand="0" w:noVBand="0" w:val="0000"/>
-        <w:jc w:val="start"/>
       </w:tblPr>
       <w:tblGrid>
         <w:gridCol w:w="1941"/>
@@ -617,8 +593,8 @@
             </w:pPr>
             <w:r>
               <w:rPr>
-                <w:bCs/>
-                <w:b/>
+                <w:b/>
+                <w:bCs/>
               </w:rPr>
               <w:t xml:space="preserve">2026</w:t>
             </w:r>
@@ -632,13 +608,7 @@
               <w:jc w:val="left"/>
             </w:pPr>
             <w:r>
-              <w:t xml:space="preserve">“</w:t>
-            </w:r>
-            <w:r>
-              <w:t xml:space="preserve">Before I Was This.</w:t>
-            </w:r>
-            <w:r>
-              <w:t xml:space="preserve">”</w:t>
+              <w:t xml:space="preserve">“Before I Was This.”</w:t>
             </w:r>
             <w:r>
               <w:t xml:space="preserve"> </w:t>
@@ -659,8 +629,8 @@
             </w:pPr>
             <w:r>
               <w:rPr>
-                <w:bCs/>
-                <w:b/>
+                <w:b/>
+                <w:bCs/>
               </w:rPr>
               <w:t xml:space="preserve">2026</w:t>
             </w:r>
@@ -689,8 +659,8 @@
             </w:pPr>
             <w:r>
               <w:rPr>
-                <w:bCs/>
-                <w:b/>
+                <w:b/>
+                <w:bCs/>
               </w:rPr>
               <w:t xml:space="preserve">2025</w:t>
             </w:r>
@@ -719,8 +689,8 @@
             </w:pPr>
             <w:r>
               <w:rPr>
-                <w:bCs/>
-                <w:b/>
+                <w:b/>
+                <w:bCs/>
               </w:rPr>
               <w:t xml:space="preserve">2025</w:t>
             </w:r>
@@ -749,8 +719,8 @@
             </w:pPr>
             <w:r>
               <w:rPr>
-                <w:bCs/>
-                <w:b/>
+                <w:b/>
+                <w:bCs/>
               </w:rPr>
               <w:t xml:space="preserve">2025</w:t>
             </w:r>
@@ -764,13 +734,7 @@
               <w:jc w:val="left"/>
             </w:pPr>
             <w:r>
-              <w:t xml:space="preserve">“</w:t>
-            </w:r>
-            <w:r>
-              <w:t xml:space="preserve">To my creators…</w:t>
-            </w:r>
-            <w:r>
-              <w:t xml:space="preserve">”</w:t>
+              <w:t xml:space="preserve">“To my creators…”</w:t>
             </w:r>
             <w:r>
               <w:t xml:space="preserve"> </w:t>
@@ -791,8 +755,8 @@
             </w:pPr>
             <w:r>
               <w:rPr>
-                <w:bCs/>
-                <w:b/>
+                <w:b/>
+                <w:bCs/>
               </w:rPr>
               <w:t xml:space="preserve">2024</w:t>
             </w:r>
@@ -821,8 +785,8 @@
             </w:pPr>
             <w:r>
               <w:rPr>
-                <w:bCs/>
-                <w:b/>
+                <w:b/>
+                <w:bCs/>
               </w:rPr>
               <w:t xml:space="preserve">2024</w:t>
             </w:r>
@@ -842,29 +806,23 @@
               <w:t xml:space="preserve"> </w:t>
             </w:r>
             <w:r>
-              <w:t xml:space="preserve">“</w:t>
-            </w:r>
-            <w:r>
-              <w:t xml:space="preserve">To my creators…</w:t>
-            </w:r>
-            <w:r>
-              <w:t xml:space="preserve">”</w:t>
-            </w:r>
-          </w:p>
-        </w:tc>
-      </w:tr>
-      <w:tr>
-        <w:tc>
-          <w:tcPr/>
-          <w:p>
-            <w:pPr>
-              <w:pStyle w:val="Compact"/>
-              <w:jc w:val="left"/>
-            </w:pPr>
-            <w:r>
-              <w:rPr>
-                <w:bCs/>
-                <w:b/>
+              <w:t xml:space="preserve">“To my creators…”</w:t>
+            </w:r>
+          </w:p>
+        </w:tc>
+      </w:tr>
+      <w:tr>
+        <w:tc>
+          <w:tcPr/>
+          <w:p>
+            <w:pPr>
+              <w:pStyle w:val="Compact"/>
+              <w:jc w:val="left"/>
+            </w:pPr>
+            <w:r>
+              <w:rPr>
+                <w:b/>
+                <w:bCs/>
               </w:rPr>
               <w:t xml:space="preserve">2024</w:t>
             </w:r>
@@ -893,8 +851,8 @@
             </w:pPr>
             <w:r>
               <w:rPr>
-                <w:bCs/>
-                <w:b/>
+                <w:b/>
+                <w:bCs/>
               </w:rPr>
               <w:t xml:space="preserve">2024</w:t>
             </w:r>
@@ -923,8 +881,8 @@
             </w:pPr>
             <w:r>
               <w:rPr>
-                <w:bCs/>
-                <w:b/>
+                <w:b/>
+                <w:bCs/>
               </w:rPr>
               <w:t xml:space="preserve">2023</w:t>
             </w:r>
@@ -938,13 +896,7 @@
               <w:jc w:val="left"/>
             </w:pPr>
             <w:r>
-              <w:t xml:space="preserve">“</w:t>
-            </w:r>
-            <w:r>
-              <w:t xml:space="preserve">rocketmanperson.</w:t>
-            </w:r>
-            <w:r>
-              <w:t xml:space="preserve">”</w:t>
+              <w:t xml:space="preserve">“rocketmanperson.”</w:t>
             </w:r>
             <w:r>
               <w:t xml:space="preserve"> </w:t>
@@ -965,8 +917,8 @@
             </w:pPr>
             <w:r>
               <w:rPr>
-                <w:bCs/>
-                <w:b/>
+                <w:b/>
+                <w:bCs/>
               </w:rPr>
               <w:t xml:space="preserve">2023</w:t>
             </w:r>
@@ -980,13 +932,7 @@
               <w:jc w:val="left"/>
             </w:pPr>
             <w:r>
-              <w:t xml:space="preserve">“</w:t>
-            </w:r>
-            <w:r>
-              <w:t xml:space="preserve">Who’s There?</w:t>
-            </w:r>
-            <w:r>
-              <w:t xml:space="preserve">”</w:t>
+              <w:t xml:space="preserve">“Who’s There?”</w:t>
             </w:r>
             <w:r>
               <w:t xml:space="preserve"> </w:t>
@@ -1007,8 +953,8 @@
             </w:pPr>
             <w:r>
               <w:rPr>
-                <w:bCs/>
-                <w:b/>
+                <w:b/>
+                <w:bCs/>
               </w:rPr>
               <w:t xml:space="preserve">2023</w:t>
             </w:r>
@@ -1037,8 +983,8 @@
             </w:pPr>
             <w:r>
               <w:rPr>
-                <w:bCs/>
-                <w:b/>
+                <w:b/>
+                <w:bCs/>
               </w:rPr>
               <w:t xml:space="preserve">2019</w:t>
             </w:r>
@@ -1052,13 +998,7 @@
               <w:jc w:val="left"/>
             </w:pPr>
             <w:r>
-              <w:t xml:space="preserve">“</w:t>
-            </w:r>
-            <w:r>
-              <w:t xml:space="preserve">The Uncanny Robots Project: Phase 1.</w:t>
-            </w:r>
-            <w:r>
-              <w:t xml:space="preserve">”</w:t>
+              <w:t xml:space="preserve">“The Uncanny Robots Project: Phase 1.”</w:t>
             </w:r>
             <w:r>
               <w:t xml:space="preserve"> </w:t>
@@ -1070,8 +1010,8 @@
         </w:tc>
       </w:tr>
     </w:tbl>
-    <w:bookmarkEnd w:id="21"/>
-    <w:bookmarkStart w:id="22" w:name="residencies"/>
+    <w:bookmarkEnd w:id="10"/>
+    <w:bookmarkStart w:id="11" w:name="residencies"/>
     <w:p>
       <w:pPr>
         <w:pStyle w:val="Heading2"/>
@@ -1084,8 +1024,8 @@
       <w:tblPr>
         <w:tblStyle w:val="Table"/>
         <w:tblW w:type="pct" w:w="5000"/>
+        <w:tblLayout w:type="fixed"/>
         <w:tblLook w:firstRow="0" w:lastRow="0" w:firstColumn="0" w:lastColumn="0" w:noHBand="0" w:noVBand="0" w:val="0000"/>
-        <w:jc w:val="start"/>
       </w:tblPr>
       <w:tblGrid>
         <w:gridCol w:w="1941"/>
@@ -1101,8 +1041,8 @@
             </w:pPr>
             <w:r>
               <w:rPr>
-                <w:bCs/>
-                <w:b/>
+                <w:b/>
+                <w:bCs/>
               </w:rPr>
               <w:t xml:space="preserve">2025 – 2026</w:t>
             </w:r>
@@ -1131,8 +1071,8 @@
             </w:pPr>
             <w:r>
               <w:rPr>
-                <w:bCs/>
-                <w:b/>
+                <w:b/>
+                <w:bCs/>
               </w:rPr>
               <w:t xml:space="preserve">2024</w:t>
             </w:r>
@@ -1161,8 +1101,8 @@
             </w:pPr>
             <w:r>
               <w:rPr>
-                <w:bCs/>
-                <w:b/>
+                <w:b/>
+                <w:bCs/>
               </w:rPr>
               <w:t xml:space="preserve">2022</w:t>
             </w:r>
@@ -1191,8 +1131,8 @@
             </w:pPr>
             <w:r>
               <w:rPr>
-                <w:bCs/>
-                <w:b/>
+                <w:b/>
+                <w:bCs/>
               </w:rPr>
               <w:t xml:space="preserve">2021 – 2022</w:t>
             </w:r>
@@ -1221,8 +1161,8 @@
             </w:pPr>
             <w:r>
               <w:rPr>
-                <w:bCs/>
-                <w:b/>
+                <w:b/>
+                <w:bCs/>
               </w:rPr>
               <w:t xml:space="preserve">2014</w:t>
             </w:r>
@@ -1251,8 +1191,8 @@
             </w:pPr>
             <w:r>
               <w:rPr>
-                <w:bCs/>
-                <w:b/>
+                <w:b/>
+                <w:bCs/>
               </w:rPr>
               <w:t xml:space="preserve">2014</w:t>
             </w:r>
@@ -1272,8 +1212,8 @@
         </w:tc>
       </w:tr>
     </w:tbl>
-    <w:bookmarkEnd w:id="22"/>
-    <w:bookmarkStart w:id="23" w:name="awards"/>
+    <w:bookmarkEnd w:id="11"/>
+    <w:bookmarkStart w:id="12" w:name="awards"/>
     <w:p>
       <w:pPr>
         <w:pStyle w:val="Heading2"/>
@@ -1286,8 +1226,8 @@
       <w:tblPr>
         <w:tblStyle w:val="Table"/>
         <w:tblW w:type="pct" w:w="5000"/>
+        <w:tblLayout w:type="fixed"/>
         <w:tblLook w:firstRow="0" w:lastRow="0" w:firstColumn="0" w:lastColumn="0" w:noHBand="0" w:noVBand="0" w:val="0000"/>
-        <w:jc w:val="start"/>
       </w:tblPr>
       <w:tblGrid>
         <w:gridCol w:w="1941"/>
@@ -1303,8 +1243,8 @@
             </w:pPr>
             <w:r>
               <w:rPr>
-                <w:bCs/>
-                <w:b/>
+                <w:b/>
+                <w:bCs/>
               </w:rPr>
               <w:t xml:space="preserve">2022</w:t>
             </w:r>
@@ -1333,8 +1273,8 @@
             </w:pPr>
             <w:r>
               <w:rPr>
-                <w:bCs/>
-                <w:b/>
+                <w:b/>
+                <w:bCs/>
               </w:rPr>
               <w:t xml:space="preserve">2014</w:t>
             </w:r>
@@ -1363,8 +1303,8 @@
             </w:pPr>
             <w:r>
               <w:rPr>
-                <w:bCs/>
-                <w:b/>
+                <w:b/>
+                <w:bCs/>
               </w:rPr>
               <w:t xml:space="preserve">2012 – 2014</w:t>
             </w:r>
@@ -1393,8 +1333,8 @@
             </w:pPr>
             <w:r>
               <w:rPr>
-                <w:bCs/>
-                <w:b/>
+                <w:b/>
+                <w:bCs/>
               </w:rPr>
               <w:t xml:space="preserve">2009</w:t>
             </w:r>
@@ -1423,8 +1363,8 @@
             </w:pPr>
             <w:r>
               <w:rPr>
-                <w:bCs/>
-                <w:b/>
+                <w:b/>
+                <w:bCs/>
               </w:rPr>
               <w:t xml:space="preserve">2006</w:t>
             </w:r>
@@ -1444,8 +1384,8 @@
         </w:tc>
       </w:tr>
     </w:tbl>
-    <w:bookmarkEnd w:id="23"/>
-    <w:bookmarkStart w:id="24" w:name="grants-and-fellowships"/>
+    <w:bookmarkEnd w:id="12"/>
+    <w:bookmarkStart w:id="13" w:name="grants-and-fellowships"/>
     <w:p>
       <w:pPr>
         <w:pStyle w:val="Heading2"/>
@@ -1458,8 +1398,8 @@
       <w:tblPr>
         <w:tblStyle w:val="Table"/>
         <w:tblW w:type="pct" w:w="5000"/>
+        <w:tblLayout w:type="fixed"/>
         <w:tblLook w:firstRow="0" w:lastRow="0" w:firstColumn="0" w:lastColumn="0" w:noHBand="0" w:noVBand="0" w:val="0000"/>
-        <w:jc w:val="start"/>
       </w:tblPr>
       <w:tblGrid>
         <w:gridCol w:w="1941"/>
@@ -1475,8 +1415,8 @@
             </w:pPr>
             <w:r>
               <w:rPr>
-                <w:bCs/>
-                <w:b/>
+                <w:b/>
+                <w:bCs/>
               </w:rPr>
               <w:t xml:space="preserve">2024</w:t>
             </w:r>
@@ -1505,8 +1445,8 @@
             </w:pPr>
             <w:r>
               <w:rPr>
-                <w:bCs/>
-                <w:b/>
+                <w:b/>
+                <w:bCs/>
               </w:rPr>
               <w:t xml:space="preserve">2024</w:t>
             </w:r>
@@ -1535,8 +1475,8 @@
             </w:pPr>
             <w:r>
               <w:rPr>
-                <w:bCs/>
-                <w:b/>
+                <w:b/>
+                <w:bCs/>
               </w:rPr>
               <w:t xml:space="preserve">2022</w:t>
             </w:r>
@@ -1556,13 +1496,7 @@
               <w:t xml:space="preserve"> </w:t>
             </w:r>
             <w:r>
-              <w:t xml:space="preserve">“</w:t>
-            </w:r>
-            <w:r>
-              <w:t xml:space="preserve">Mechanical Waves: Machine Learning gesture reactive human-robot installation.</w:t>
-            </w:r>
-            <w:r>
-              <w:t xml:space="preserve">”</w:t>
+              <w:t xml:space="preserve">“Mechanical Waves: Machine Learning gesture reactive human-robot installation.”</w:t>
             </w:r>
             <w:r>
               <w:t xml:space="preserve"> </w:t>
@@ -1583,8 +1517,8 @@
             </w:pPr>
             <w:r>
               <w:rPr>
-                <w:bCs/>
-                <w:b/>
+                <w:b/>
+                <w:bCs/>
               </w:rPr>
               <w:t xml:space="preserve">2021</w:t>
             </w:r>
@@ -1604,13 +1538,7 @@
               <w:t xml:space="preserve"> </w:t>
             </w:r>
             <w:r>
-              <w:t xml:space="preserve">“</w:t>
-            </w:r>
-            <w:r>
-              <w:t xml:space="preserve">Visual Music: Enhancing the National Arts Centre Orchestra’s remote connection with their audience during COVID-19 social restrictions through innovative digital tools.</w:t>
-            </w:r>
-            <w:r>
-              <w:t xml:space="preserve">”</w:t>
+              <w:t xml:space="preserve">“Visual Music: Enhancing the National Arts Centre Orchestra’s remote connection with their audience during COVID-19 social restrictions through innovative digital tools.”</w:t>
             </w:r>
             <w:r>
               <w:t xml:space="preserve"> </w:t>
@@ -1631,8 +1559,8 @@
             </w:pPr>
             <w:r>
               <w:rPr>
-                <w:bCs/>
-                <w:b/>
+                <w:b/>
+                <w:bCs/>
               </w:rPr>
               <w:t xml:space="preserve">2019</w:t>
             </w:r>
@@ -1652,13 +1580,7 @@
               <w:t xml:space="preserve"> </w:t>
             </w:r>
             <w:r>
-              <w:t xml:space="preserve">“</w:t>
-            </w:r>
-            <w:r>
-              <w:t xml:space="preserve">l’automate: Expanding the possibility of performance through robotics.</w:t>
-            </w:r>
-            <w:r>
-              <w:t xml:space="preserve">”</w:t>
+              <w:t xml:space="preserve">“l’automate: Expanding the possibility of performance through robotics.”</w:t>
             </w:r>
             <w:r>
               <w:t xml:space="preserve"> </w:t>
@@ -1679,8 +1601,8 @@
             </w:pPr>
             <w:r>
               <w:rPr>
-                <w:bCs/>
-                <w:b/>
+                <w:b/>
+                <w:bCs/>
               </w:rPr>
               <w:t xml:space="preserve">2019</w:t>
             </w:r>
@@ -1709,8 +1631,8 @@
             </w:pPr>
             <w:r>
               <w:rPr>
-                <w:bCs/>
-                <w:b/>
+                <w:b/>
+                <w:bCs/>
               </w:rPr>
               <w:t xml:space="preserve">2018</w:t>
             </w:r>
@@ -1730,13 +1652,7 @@
               <w:t xml:space="preserve"> </w:t>
             </w:r>
             <w:r>
-              <w:t xml:space="preserve">“</w:t>
-            </w:r>
-            <w:r>
-              <w:t xml:space="preserve">Augmented-Reality based Pre-Visualization system for theatrical spaces.</w:t>
-            </w:r>
-            <w:r>
-              <w:t xml:space="preserve">”</w:t>
+              <w:t xml:space="preserve">“Augmented-Reality based Pre-Visualization system for theatrical spaces.”</w:t>
             </w:r>
             <w:r>
               <w:t xml:space="preserve"> </w:t>
@@ -1757,8 +1673,8 @@
             </w:pPr>
             <w:r>
               <w:rPr>
-                <w:bCs/>
-                <w:b/>
+                <w:b/>
+                <w:bCs/>
               </w:rPr>
               <w:t xml:space="preserve">2018</w:t>
             </w:r>
@@ -1778,13 +1694,7 @@
               <w:t xml:space="preserve"> </w:t>
             </w:r>
             <w:r>
-              <w:t xml:space="preserve">“</w:t>
-            </w:r>
-            <w:r>
-              <w:t xml:space="preserve">The Creative Laboratory Project.</w:t>
-            </w:r>
-            <w:r>
-              <w:t xml:space="preserve">”</w:t>
+              <w:t xml:space="preserve">“The Creative Laboratory Project.”</w:t>
             </w:r>
             <w:r>
               <w:t xml:space="preserve"> </w:t>
@@ -1805,8 +1715,8 @@
             </w:pPr>
             <w:r>
               <w:rPr>
-                <w:bCs/>
-                <w:b/>
+                <w:b/>
+                <w:bCs/>
               </w:rPr>
               <w:t xml:space="preserve">2012 – 2014</w:t>
             </w:r>
@@ -1826,8 +1736,8 @@
         </w:tc>
       </w:tr>
     </w:tbl>
-    <w:bookmarkEnd w:id="24"/>
-    <w:bookmarkStart w:id="25" w:name="projection-and-installation-design"/>
+    <w:bookmarkEnd w:id="13"/>
+    <w:bookmarkStart w:id="14" w:name="projection-and-installation-design"/>
     <w:p>
       <w:pPr>
         <w:pStyle w:val="Heading2"/>
@@ -1840,8 +1750,8 @@
       <w:tblPr>
         <w:tblStyle w:val="Table"/>
         <w:tblW w:type="pct" w:w="5000"/>
+        <w:tblLayout w:type="fixed"/>
         <w:tblLook w:firstRow="0" w:lastRow="0" w:firstColumn="0" w:lastColumn="0" w:noHBand="0" w:noVBand="0" w:val="0000"/>
-        <w:jc w:val="start"/>
       </w:tblPr>
       <w:tblGrid>
         <w:gridCol w:w="1941"/>
@@ -1857,8 +1767,8 @@
             </w:pPr>
             <w:r>
               <w:rPr>
-                <w:bCs/>
-                <w:b/>
+                <w:b/>
+                <w:bCs/>
               </w:rPr>
               <w:t xml:space="preserve">2019</w:t>
             </w:r>
@@ -1887,8 +1797,8 @@
             </w:pPr>
             <w:r>
               <w:rPr>
-                <w:bCs/>
-                <w:b/>
+                <w:b/>
+                <w:bCs/>
               </w:rPr>
               <w:t xml:space="preserve">2019</w:t>
             </w:r>
@@ -1917,8 +1827,8 @@
             </w:pPr>
             <w:r>
               <w:rPr>
-                <w:bCs/>
-                <w:b/>
+                <w:b/>
+                <w:bCs/>
               </w:rPr>
               <w:t xml:space="preserve">2018</w:t>
             </w:r>
@@ -1947,8 +1857,8 @@
             </w:pPr>
             <w:r>
               <w:rPr>
-                <w:bCs/>
-                <w:b/>
+                <w:b/>
+                <w:bCs/>
               </w:rPr>
               <w:t xml:space="preserve">2018</w:t>
             </w:r>
@@ -1977,8 +1887,8 @@
             </w:pPr>
             <w:r>
               <w:rPr>
-                <w:bCs/>
-                <w:b/>
+                <w:b/>
+                <w:bCs/>
               </w:rPr>
               <w:t xml:space="preserve">2018</w:t>
             </w:r>
@@ -2007,8 +1917,8 @@
             </w:pPr>
             <w:r>
               <w:rPr>
-                <w:bCs/>
-                <w:b/>
+                <w:b/>
+                <w:bCs/>
               </w:rPr>
               <w:t xml:space="preserve">2017</w:t>
             </w:r>
@@ -2037,8 +1947,8 @@
             </w:pPr>
             <w:r>
               <w:rPr>
-                <w:bCs/>
-                <w:b/>
+                <w:b/>
+                <w:bCs/>
               </w:rPr>
               <w:t xml:space="preserve">2016</w:t>
             </w:r>
@@ -2067,8 +1977,8 @@
             </w:pPr>
             <w:r>
               <w:rPr>
-                <w:bCs/>
-                <w:b/>
+                <w:b/>
+                <w:bCs/>
               </w:rPr>
               <w:t xml:space="preserve">2016</w:t>
             </w:r>
@@ -2097,8 +2007,8 @@
             </w:pPr>
             <w:r>
               <w:rPr>
-                <w:bCs/>
-                <w:b/>
+                <w:b/>
+                <w:bCs/>
               </w:rPr>
               <w:t xml:space="preserve">2014</w:t>
             </w:r>
@@ -2127,8 +2037,8 @@
             </w:pPr>
             <w:r>
               <w:rPr>
-                <w:bCs/>
-                <w:b/>
+                <w:b/>
+                <w:bCs/>
               </w:rPr>
               <w:t xml:space="preserve">2014</w:t>
             </w:r>
@@ -2157,8 +2067,8 @@
             </w:pPr>
             <w:r>
               <w:rPr>
-                <w:bCs/>
-                <w:b/>
+                <w:b/>
+                <w:bCs/>
               </w:rPr>
               <w:t xml:space="preserve">2014</w:t>
             </w:r>
@@ -2187,8 +2097,8 @@
             </w:pPr>
             <w:r>
               <w:rPr>
-                <w:bCs/>
-                <w:b/>
+                <w:b/>
+                <w:bCs/>
               </w:rPr>
               <w:t xml:space="preserve">2014</w:t>
             </w:r>
@@ -2217,8 +2127,8 @@
             </w:pPr>
             <w:r>
               <w:rPr>
-                <w:bCs/>
-                <w:b/>
+                <w:b/>
+                <w:bCs/>
               </w:rPr>
               <w:t xml:space="preserve">2013 – 2014</w:t>
             </w:r>
@@ -2247,8 +2157,8 @@
             </w:pPr>
             <w:r>
               <w:rPr>
-                <w:bCs/>
-                <w:b/>
+                <w:b/>
+                <w:bCs/>
               </w:rPr>
               <w:t xml:space="preserve">2013</w:t>
             </w:r>
@@ -2277,8 +2187,8 @@
             </w:pPr>
             <w:r>
               <w:rPr>
-                <w:bCs/>
-                <w:b/>
+                <w:b/>
+                <w:bCs/>
               </w:rPr>
               <w:t xml:space="preserve">2013</w:t>
             </w:r>
@@ -2307,8 +2217,8 @@
             </w:pPr>
             <w:r>
               <w:rPr>
-                <w:bCs/>
-                <w:b/>
+                <w:b/>
+                <w:bCs/>
               </w:rPr>
               <w:t xml:space="preserve">2012</w:t>
             </w:r>
@@ -2337,8 +2247,8 @@
             </w:pPr>
             <w:r>
               <w:rPr>
-                <w:bCs/>
-                <w:b/>
+                <w:b/>
+                <w:bCs/>
               </w:rPr>
               <w:t xml:space="preserve">2012</w:t>
             </w:r>
@@ -2367,8 +2277,8 @@
             </w:pPr>
             <w:r>
               <w:rPr>
-                <w:bCs/>
-                <w:b/>
+                <w:b/>
+                <w:bCs/>
               </w:rPr>
               <w:t xml:space="preserve">2012</w:t>
             </w:r>
@@ -2397,8 +2307,8 @@
             </w:pPr>
             <w:r>
               <w:rPr>
-                <w:bCs/>
-                <w:b/>
+                <w:b/>
+                <w:bCs/>
               </w:rPr>
               <w:t xml:space="preserve">2012</w:t>
             </w:r>
@@ -2427,8 +2337,8 @@
             </w:pPr>
             <w:r>
               <w:rPr>
-                <w:bCs/>
-                <w:b/>
+                <w:b/>
+                <w:bCs/>
               </w:rPr>
               <w:t xml:space="preserve">2011</w:t>
             </w:r>
@@ -2457,8 +2367,8 @@
             </w:pPr>
             <w:r>
               <w:rPr>
-                <w:bCs/>
-                <w:b/>
+                <w:b/>
+                <w:bCs/>
               </w:rPr>
               <w:t xml:space="preserve">2010</w:t>
             </w:r>
@@ -2487,8 +2397,8 @@
             </w:pPr>
             <w:r>
               <w:rPr>
-                <w:bCs/>
-                <w:b/>
+                <w:b/>
+                <w:bCs/>
               </w:rPr>
               <w:t xml:space="preserve">2006</w:t>
             </w:r>
@@ -2517,8 +2427,8 @@
             </w:pPr>
             <w:r>
               <w:rPr>
-                <w:bCs/>
-                <w:b/>
+                <w:b/>
+                <w:bCs/>
               </w:rPr>
               <w:t xml:space="preserve">2006</w:t>
             </w:r>
@@ -2538,8 +2448,8 @@
         </w:tc>
       </w:tr>
     </w:tbl>
-    <w:bookmarkEnd w:id="25"/>
-    <w:bookmarkStart w:id="26" w:name="direction-lighting-and-film"/>
+    <w:bookmarkEnd w:id="14"/>
+    <w:bookmarkStart w:id="15" w:name="direction-lighting-and-film"/>
     <w:p>
       <w:pPr>
         <w:pStyle w:val="Heading2"/>
@@ -2552,8 +2462,8 @@
       <w:tblPr>
         <w:tblStyle w:val="Table"/>
         <w:tblW w:type="pct" w:w="5000"/>
+        <w:tblLayout w:type="fixed"/>
         <w:tblLook w:firstRow="0" w:lastRow="0" w:firstColumn="0" w:lastColumn="0" w:noHBand="0" w:noVBand="0" w:val="0000"/>
-        <w:jc w:val="start"/>
       </w:tblPr>
       <w:tblGrid>
         <w:gridCol w:w="1941"/>
@@ -2569,8 +2479,8 @@
             </w:pPr>
             <w:r>
               <w:rPr>
-                <w:bCs/>
-                <w:b/>
+                <w:b/>
+                <w:bCs/>
               </w:rPr>
               <w:t xml:space="preserve">2010</w:t>
             </w:r>
@@ -2599,8 +2509,8 @@
             </w:pPr>
             <w:r>
               <w:rPr>
-                <w:bCs/>
-                <w:b/>
+                <w:b/>
+                <w:bCs/>
               </w:rPr>
               <w:t xml:space="preserve">2010</w:t>
             </w:r>
@@ -2629,8 +2539,8 @@
             </w:pPr>
             <w:r>
               <w:rPr>
-                <w:bCs/>
-                <w:b/>
+                <w:b/>
+                <w:bCs/>
               </w:rPr>
               <w:t xml:space="preserve">2010</w:t>
             </w:r>
@@ -2659,8 +2569,8 @@
             </w:pPr>
             <w:r>
               <w:rPr>
-                <w:bCs/>
-                <w:b/>
+                <w:b/>
+                <w:bCs/>
               </w:rPr>
               <w:t xml:space="preserve">2010</w:t>
             </w:r>
@@ -2689,8 +2599,8 @@
             </w:pPr>
             <w:r>
               <w:rPr>
-                <w:bCs/>
-                <w:b/>
+                <w:b/>
+                <w:bCs/>
               </w:rPr>
               <w:t xml:space="preserve">2009</w:t>
             </w:r>
@@ -2719,8 +2629,8 @@
             </w:pPr>
             <w:r>
               <w:rPr>
-                <w:bCs/>
-                <w:b/>
+                <w:b/>
+                <w:bCs/>
               </w:rPr>
               <w:t xml:space="preserve">2009</w:t>
             </w:r>
@@ -2749,8 +2659,8 @@
             </w:pPr>
             <w:r>
               <w:rPr>
-                <w:bCs/>
-                <w:b/>
+                <w:b/>
+                <w:bCs/>
               </w:rPr>
               <w:t xml:space="preserve">2009</w:t>
             </w:r>
@@ -2779,8 +2689,8 @@
             </w:pPr>
             <w:r>
               <w:rPr>
-                <w:bCs/>
-                <w:b/>
+                <w:b/>
+                <w:bCs/>
               </w:rPr>
               <w:t xml:space="preserve">2009</w:t>
             </w:r>
@@ -2809,8 +2719,8 @@
             </w:pPr>
             <w:r>
               <w:rPr>
-                <w:bCs/>
-                <w:b/>
+                <w:b/>
+                <w:bCs/>
               </w:rPr>
               <w:t xml:space="preserve">2009</w:t>
             </w:r>
@@ -2839,8 +2749,8 @@
             </w:pPr>
             <w:r>
               <w:rPr>
-                <w:bCs/>
-                <w:b/>
+                <w:b/>
+                <w:bCs/>
               </w:rPr>
               <w:t xml:space="preserve">2009</w:t>
             </w:r>
@@ -2869,8 +2779,8 @@
             </w:pPr>
             <w:r>
               <w:rPr>
-                <w:bCs/>
-                <w:b/>
+                <w:b/>
+                <w:bCs/>
               </w:rPr>
               <w:t xml:space="preserve">2009</w:t>
             </w:r>
@@ -2899,8 +2809,8 @@
             </w:pPr>
             <w:r>
               <w:rPr>
-                <w:bCs/>
-                <w:b/>
+                <w:b/>
+                <w:bCs/>
               </w:rPr>
               <w:t xml:space="preserve">2009</w:t>
             </w:r>
@@ -2929,8 +2839,8 @@
             </w:pPr>
             <w:r>
               <w:rPr>
-                <w:bCs/>
-                <w:b/>
+                <w:b/>
+                <w:bCs/>
               </w:rPr>
               <w:t xml:space="preserve">2008</w:t>
             </w:r>
@@ -2959,8 +2869,8 @@
             </w:pPr>
             <w:r>
               <w:rPr>
-                <w:bCs/>
-                <w:b/>
+                <w:b/>
+                <w:bCs/>
               </w:rPr>
               <w:t xml:space="preserve">2008</w:t>
             </w:r>
@@ -2989,8 +2899,8 @@
             </w:pPr>
             <w:r>
               <w:rPr>
-                <w:bCs/>
-                <w:b/>
+                <w:b/>
+                <w:bCs/>
               </w:rPr>
               <w:t xml:space="preserve">2007</w:t>
             </w:r>
@@ -3019,8 +2929,8 @@
             </w:pPr>
             <w:r>
               <w:rPr>
-                <w:bCs/>
-                <w:b/>
+                <w:b/>
+                <w:bCs/>
               </w:rPr>
               <w:t xml:space="preserve">2006</w:t>
             </w:r>
@@ -3049,8 +2959,8 @@
             </w:pPr>
             <w:r>
               <w:rPr>
-                <w:bCs/>
-                <w:b/>
+                <w:b/>
+                <w:bCs/>
               </w:rPr>
               <w:t xml:space="preserve">2005</w:t>
             </w:r>
@@ -3079,8 +2989,8 @@
             </w:pPr>
             <w:r>
               <w:rPr>
-                <w:bCs/>
-                <w:b/>
+                <w:b/>
+                <w:bCs/>
               </w:rPr>
               <w:t xml:space="preserve">2004</w:t>
             </w:r>
@@ -3109,8 +3019,8 @@
             </w:pPr>
             <w:r>
               <w:rPr>
-                <w:bCs/>
-                <w:b/>
+                <w:b/>
+                <w:bCs/>
               </w:rPr>
               <w:t xml:space="preserve">2003</w:t>
             </w:r>
@@ -3130,8 +3040,8 @@
         </w:tc>
       </w:tr>
     </w:tbl>
-    <w:bookmarkEnd w:id="26"/>
-    <w:bookmarkStart w:id="27" w:name="collectives-and-affiliations"/>
+    <w:bookmarkEnd w:id="15"/>
+    <w:bookmarkStart w:id="16" w:name="collectives-and-affiliations"/>
     <w:p>
       <w:pPr>
         <w:pStyle w:val="Heading2"/>
@@ -3144,8 +3054,8 @@
       <w:tblPr>
         <w:tblStyle w:val="Table"/>
         <w:tblW w:type="pct" w:w="5000"/>
+        <w:tblLayout w:type="fixed"/>
         <w:tblLook w:firstRow="0" w:lastRow="0" w:firstColumn="0" w:lastColumn="0" w:noHBand="0" w:noVBand="0" w:val="0000"/>
-        <w:jc w:val="start"/>
       </w:tblPr>
       <w:tblGrid>
         <w:gridCol w:w="1941"/>
@@ -3161,8 +3071,8 @@
             </w:pPr>
             <w:r>
               <w:rPr>
-                <w:bCs/>
-                <w:b/>
+                <w:b/>
+                <w:bCs/>
               </w:rPr>
               <w:t xml:space="preserve">2025 – present</w:t>
             </w:r>
@@ -3191,8 +3101,8 @@
             </w:pPr>
             <w:r>
               <w:rPr>
-                <w:bCs/>
-                <w:b/>
+                <w:b/>
+                <w:bCs/>
               </w:rPr>
               <w:t xml:space="preserve">2023 – present</w:t>
             </w:r>
@@ -3221,8 +3131,8 @@
             </w:pPr>
             <w:r>
               <w:rPr>
-                <w:bCs/>
-                <w:b/>
+                <w:b/>
+                <w:bCs/>
               </w:rPr>
               <w:t xml:space="preserve">2022 – 2023</w:t>
             </w:r>
@@ -3251,8 +3161,8 @@
             </w:pPr>
             <w:r>
               <w:rPr>
-                <w:bCs/>
-                <w:b/>
+                <w:b/>
+                <w:bCs/>
               </w:rPr>
               <w:t xml:space="preserve">2021 – 2022</w:t>
             </w:r>
@@ -3281,8 +3191,8 @@
             </w:pPr>
             <w:r>
               <w:rPr>
-                <w:bCs/>
-                <w:b/>
+                <w:b/>
+                <w:bCs/>
               </w:rPr>
               <w:t xml:space="preserve">2019 – present</w:t>
             </w:r>
@@ -3311,8 +3221,8 @@
             </w:pPr>
             <w:r>
               <w:rPr>
-                <w:bCs/>
-                <w:b/>
+                <w:b/>
+                <w:bCs/>
               </w:rPr>
               <w:t xml:space="preserve">2018 – present</w:t>
             </w:r>
@@ -3341,8 +3251,8 @@
             </w:pPr>
             <w:r>
               <w:rPr>
-                <w:bCs/>
-                <w:b/>
+                <w:b/>
+                <w:bCs/>
               </w:rPr>
               <w:t xml:space="preserve">2018 – present</w:t>
             </w:r>
@@ -3362,8 +3272,8 @@
         </w:tc>
       </w:tr>
     </w:tbl>
-    <w:bookmarkEnd w:id="27"/>
-    <w:bookmarkStart w:id="28" w:name="selected-press"/>
+    <w:bookmarkEnd w:id="16"/>
+    <w:bookmarkStart w:id="17" w:name="selected-press"/>
     <w:p>
       <w:pPr>
         <w:pStyle w:val="Heading2"/>
@@ -3376,8 +3286,8 @@
       <w:tblPr>
         <w:tblStyle w:val="Table"/>
         <w:tblW w:type="pct" w:w="5000"/>
+        <w:tblLayout w:type="fixed"/>
         <w:tblLook w:firstRow="0" w:lastRow="0" w:firstColumn="0" w:lastColumn="0" w:noHBand="0" w:noVBand="0" w:val="0000"/>
-        <w:jc w:val="start"/>
       </w:tblPr>
       <w:tblGrid>
         <w:gridCol w:w="1941"/>
@@ -3393,8 +3303,8 @@
             </w:pPr>
             <w:r>
               <w:rPr>
-                <w:bCs/>
-                <w:b/>
+                <w:b/>
+                <w:bCs/>
               </w:rPr>
               <w:t xml:space="preserve">2023</w:t>
             </w:r>
@@ -3408,13 +3318,7 @@
               <w:jc w:val="left"/>
             </w:pPr>
             <w:r>
-              <w:t xml:space="preserve">“</w:t>
-            </w:r>
-            <w:r>
-              <w:t xml:space="preserve">Get the inside scoop on game-changing innovations in augmented reality with the new VisionPro.</w:t>
-            </w:r>
-            <w:r>
-              <w:t xml:space="preserve">”</w:t>
+              <w:t xml:space="preserve">“Get the inside scoop on game-changing innovations in augmented reality with the new VisionPro.”</w:t>
             </w:r>
             <w:r>
               <w:t xml:space="preserve"> </w:t>
@@ -3435,8 +3339,8 @@
             </w:pPr>
             <w:r>
               <w:rPr>
-                <w:bCs/>
-                <w:b/>
+                <w:b/>
+                <w:bCs/>
               </w:rPr>
               <w:t xml:space="preserve">2023</w:t>
             </w:r>
@@ -3465,8 +3369,8 @@
             </w:pPr>
             <w:r>
               <w:rPr>
-                <w:bCs/>
-                <w:b/>
+                <w:b/>
+                <w:bCs/>
               </w:rPr>
               <w:t xml:space="preserve">2022</w:t>
             </w:r>
@@ -3480,13 +3384,7 @@
               <w:jc w:val="left"/>
             </w:pPr>
             <w:r>
-              <w:t xml:space="preserve">“</w:t>
-            </w:r>
-            <w:r>
-              <w:t xml:space="preserve">Students Are Excited And Hopeful For What The Metaverse May Bring.</w:t>
-            </w:r>
-            <w:r>
-              <w:t xml:space="preserve">”</w:t>
+              <w:t xml:space="preserve">“Students Are Excited And Hopeful For What The Metaverse May Bring.”</w:t>
             </w:r>
             <w:r>
               <w:t xml:space="preserve"> </w:t>
@@ -3507,8 +3405,8 @@
             </w:pPr>
             <w:r>
               <w:rPr>
-                <w:bCs/>
-                <w:b/>
+                <w:b/>
+                <w:bCs/>
               </w:rPr>
               <w:t xml:space="preserve">2022</w:t>
             </w:r>
@@ -3522,13 +3420,7 @@
               <w:jc w:val="left"/>
             </w:pPr>
             <w:r>
-              <w:t xml:space="preserve">“</w:t>
-            </w:r>
-            <w:r>
-              <w:t xml:space="preserve">Michael F. Bergmann On The Merging of Live Arts and Technology.</w:t>
-            </w:r>
-            <w:r>
-              <w:t xml:space="preserve">”</w:t>
+              <w:t xml:space="preserve">“Michael F. Bergmann On The Merging of Live Arts and Technology.”</w:t>
             </w:r>
             <w:r>
               <w:t xml:space="preserve"> </w:t>
@@ -3549,8 +3441,8 @@
             </w:pPr>
             <w:r>
               <w:rPr>
-                <w:bCs/>
-                <w:b/>
+                <w:b/>
+                <w:bCs/>
               </w:rPr>
               <w:t xml:space="preserve">2021</w:t>
             </w:r>
@@ -3564,13 +3456,7 @@
               <w:jc w:val="left"/>
             </w:pPr>
             <w:r>
-              <w:t xml:space="preserve">“</w:t>
-            </w:r>
-            <w:r>
-              <w:t xml:space="preserve">Emerging technology that’s here to stay.</w:t>
-            </w:r>
-            <w:r>
-              <w:t xml:space="preserve">”</w:t>
+              <w:t xml:space="preserve">“Emerging technology that’s here to stay.”</w:t>
             </w:r>
             <w:r>
               <w:t xml:space="preserve"> </w:t>
@@ -3591,8 +3477,8 @@
             </w:pPr>
             <w:r>
               <w:rPr>
-                <w:bCs/>
-                <w:b/>
+                <w:b/>
+                <w:bCs/>
               </w:rPr>
               <w:t xml:space="preserve">2020</w:t>
             </w:r>
@@ -3606,13 +3492,7 @@
               <w:jc w:val="left"/>
             </w:pPr>
             <w:r>
-              <w:t xml:space="preserve">“</w:t>
-            </w:r>
-            <w:r>
-              <w:t xml:space="preserve">Can you feel empathy for a dancing robot?</w:t>
-            </w:r>
-            <w:r>
-              <w:t xml:space="preserve">”</w:t>
+              <w:t xml:space="preserve">“Can you feel empathy for a dancing robot?”</w:t>
             </w:r>
             <w:r>
               <w:t xml:space="preserve"> </w:t>
@@ -3633,8 +3513,8 @@
             </w:pPr>
             <w:r>
               <w:rPr>
-                <w:bCs/>
-                <w:b/>
+                <w:b/>
+                <w:bCs/>
               </w:rPr>
               <w:t xml:space="preserve">2020</w:t>
             </w:r>
@@ -3648,13 +3528,7 @@
               <w:jc w:val="left"/>
             </w:pPr>
             <w:r>
-              <w:t xml:space="preserve">“</w:t>
-            </w:r>
-            <w:r>
-              <w:t xml:space="preserve">FCAD students embrace opportunity to redefine performance.</w:t>
-            </w:r>
-            <w:r>
-              <w:t xml:space="preserve">”</w:t>
+              <w:t xml:space="preserve">“FCAD students embrace opportunity to redefine performance.”</w:t>
             </w:r>
             <w:r>
               <w:t xml:space="preserve"> </w:t>
@@ -3675,8 +3549,8 @@
             </w:pPr>
             <w:r>
               <w:rPr>
-                <w:bCs/>
-                <w:b/>
+                <w:b/>
+                <w:bCs/>
               </w:rPr>
               <w:t xml:space="preserve">2019</w:t>
             </w:r>
@@ -3690,13 +3564,7 @@
               <w:jc w:val="left"/>
             </w:pPr>
             <w:r>
-              <w:t xml:space="preserve">“</w:t>
-            </w:r>
-            <w:r>
-              <w:t xml:space="preserve">Premiere of robot dance performance launches Creative Technology Lab.</w:t>
-            </w:r>
-            <w:r>
-              <w:t xml:space="preserve">”</w:t>
+              <w:t xml:space="preserve">“Premiere of robot dance performance launches Creative Technology Lab.”</w:t>
             </w:r>
             <w:r>
               <w:t xml:space="preserve"> </w:t>
@@ -3717,8 +3585,8 @@
             </w:pPr>
             <w:r>
               <w:rPr>
-                <w:bCs/>
-                <w:b/>
+                <w:b/>
+                <w:bCs/>
               </w:rPr>
               <w:t xml:space="preserve">2015</w:t>
             </w:r>
@@ -3738,8 +3606,8 @@
         </w:tc>
       </w:tr>
     </w:tbl>
-    <w:bookmarkEnd w:id="28"/>
-    <w:bookmarkStart w:id="29" w:name="education"/>
+    <w:bookmarkEnd w:id="17"/>
+    <w:bookmarkStart w:id="18" w:name="education"/>
     <w:p>
       <w:pPr>
         <w:pStyle w:val="Heading2"/>
@@ -3752,8 +3620,8 @@
       <w:tblPr>
         <w:tblStyle w:val="Table"/>
         <w:tblW w:type="pct" w:w="5000"/>
+        <w:tblLayout w:type="fixed"/>
         <w:tblLook w:firstRow="0" w:lastRow="0" w:firstColumn="0" w:lastColumn="0" w:noHBand="0" w:noVBand="0" w:val="0000"/>
-        <w:jc w:val="start"/>
       </w:tblPr>
       <w:tblGrid>
         <w:gridCol w:w="1941"/>
@@ -3769,8 +3637,8 @@
             </w:pPr>
             <w:r>
               <w:rPr>
-                <w:bCs/>
-                <w:b/>
+                <w:b/>
+                <w:bCs/>
               </w:rPr>
               <w:t xml:space="preserve">2022 – present</w:t>
             </w:r>
@@ -3799,8 +3667,8 @@
             </w:pPr>
             <w:r>
               <w:rPr>
-                <w:bCs/>
-                <w:b/>
+                <w:b/>
+                <w:bCs/>
               </w:rPr>
               <w:t xml:space="preserve">2011 – 2014</w:t>
             </w:r>
@@ -3829,8 +3697,8 @@
             </w:pPr>
             <w:r>
               <w:rPr>
-                <w:bCs/>
-                <w:b/>
+                <w:b/>
+                <w:bCs/>
               </w:rPr>
               <w:t xml:space="preserve">2006 – 2011</w:t>
             </w:r>
@@ -3850,8 +3718,8 @@
         </w:tc>
       </w:tr>
     </w:tbl>
-    <w:bookmarkEnd w:id="29"/>
-    <w:bookmarkEnd w:id="30"/>
+    <w:bookmarkEnd w:id="18"/>
+    <w:bookmarkEnd w:id="19"/>
     <w:sectPr>
       <w:footnotePr>
         <w:numRestart w:val="eachSect"/>
@@ -3887,14 +3755,14 @@
 <file path=word/numbering.xml><?xml version="1.0" encoding="utf-8"?>
 <w:numbering xmlns:w="http://schemas.openxmlformats.org/wordprocessingml/2006/main">
   <w:abstractNum w:abstractNumId="990">
-    <w:nsid w:val="A990"/>
+    <w:nsid w:val="0000A990"/>
     <w:multiLevelType w:val="multilevel"/>
     <w:lvl w:ilvl="0">
       <w:numFmt w:val="bullet"/>
       <w:lvlText w:val=" "/>
       <w:lvlJc w:val="left"/>
       <w:pPr>
-        <w:ind w:left="720" w:hanging="480"/>
+        <w:ind w:left="720" w:hanging="360"/>
       </w:pPr>
     </w:lvl>
     <w:lvl w:ilvl="1">
@@ -3902,7 +3770,7 @@
       <w:lvlText w:val=" "/>
       <w:lvlJc w:val="left"/>
       <w:pPr>
-        <w:ind w:left="1440" w:hanging="480"/>
+        <w:ind w:left="1440" w:hanging="360"/>
       </w:pPr>
     </w:lvl>
     <w:lvl w:ilvl="2">
@@ -3910,7 +3778,7 @@
       <w:lvlText w:val=" "/>
       <w:lvlJc w:val="left"/>
       <w:pPr>
-        <w:ind w:left="2160" w:hanging="480"/>
+        <w:ind w:left="2160" w:hanging="360"/>
       </w:pPr>
     </w:lvl>
     <w:lvl w:ilvl="3">
@@ -3918,7 +3786,7 @@
       <w:lvlText w:val=" "/>
       <w:lvlJc w:val="left"/>
       <w:pPr>
-        <w:ind w:left="2880" w:hanging="480"/>
+        <w:ind w:left="2880" w:hanging="360"/>
       </w:pPr>
     </w:lvl>
     <w:lvl w:ilvl="4">
@@ -3926,7 +3794,7 @@
       <w:lvlText w:val=" "/>
       <w:lvlJc w:val="left"/>
       <w:pPr>
-        <w:ind w:left="3600" w:hanging="480"/>
+        <w:ind w:left="3600" w:hanging="360"/>
       </w:pPr>
     </w:lvl>
     <w:lvl w:ilvl="5">
@@ -3934,7 +3802,7 @@
       <w:lvlText w:val=" "/>
       <w:lvlJc w:val="left"/>
       <w:pPr>
-        <w:ind w:left="4320" w:hanging="480"/>
+        <w:ind w:left="4320" w:hanging="360"/>
       </w:pPr>
     </w:lvl>
     <w:lvl w:ilvl="6">
@@ -3942,7 +3810,7 @@
       <w:lvlText w:val=" "/>
       <w:lvlJc w:val="left"/>
       <w:pPr>
-        <w:ind w:left="5040" w:hanging="480"/>
+        <w:ind w:left="5040" w:hanging="360"/>
       </w:pPr>
     </w:lvl>
     <w:lvl w:ilvl="7">
@@ -3950,7 +3818,7 @@
       <w:lvlText w:val=" "/>
       <w:lvlJc w:val="left"/>
       <w:pPr>
-        <w:ind w:left="5760" w:hanging="480"/>
+        <w:ind w:left="5760" w:hanging="360"/>
       </w:pPr>
     </w:lvl>
     <w:lvl w:ilvl="8">
@@ -3958,7 +3826,7 @@
       <w:lvlText w:val=" "/>
       <w:lvlJc w:val="left"/>
       <w:pPr>
-        <w:ind w:left="6480" w:hanging="480"/>
+        <w:ind w:left="6480" w:hanging="360"/>
       </w:pPr>
     </w:lvl>
   </w:abstractNum>
@@ -4628,8 +4496,8 @@
     <w:name w:val="KeywordTok"/>
     <w:basedOn w:val="VerbatimChar"/>
     <w:rPr>
+      <w:b/>
       <w:color w:val="007020"/>
-      <w:b/>
     </w:rPr>
   </w:style>
   <w:style w:type="character" w:customStyle="1" w:styleId="DataTypeTok">
@@ -4706,42 +4574,42 @@
     <w:name w:val="ImportTok"/>
     <w:basedOn w:val="VerbatimChar"/>
     <w:rPr>
+      <w:b/>
       <w:color w:val="008000"/>
-      <w:b/>
     </w:rPr>
   </w:style>
   <w:style w:type="character" w:customStyle="1" w:styleId="CommentTok">
     <w:name w:val="CommentTok"/>
     <w:basedOn w:val="VerbatimChar"/>
     <w:rPr>
+      <w:i/>
       <w:color w:val="60a0b0"/>
-      <w:i/>
     </w:rPr>
   </w:style>
   <w:style w:type="character" w:customStyle="1" w:styleId="DocumentationTok">
     <w:name w:val="DocumentationTok"/>
     <w:basedOn w:val="VerbatimChar"/>
     <w:rPr>
+      <w:i/>
       <w:color w:val="ba2121"/>
-      <w:i/>
     </w:rPr>
   </w:style>
   <w:style w:type="character" w:customStyle="1" w:styleId="AnnotationTok">
     <w:name w:val="AnnotationTok"/>
     <w:basedOn w:val="VerbatimChar"/>
     <w:rPr>
-      <w:color w:val="60a0b0"/>
       <w:b/>
       <w:i/>
+      <w:color w:val="60a0b0"/>
     </w:rPr>
   </w:style>
   <w:style w:type="character" w:customStyle="1" w:styleId="CommentVarTok">
     <w:name w:val="CommentVarTok"/>
     <w:basedOn w:val="VerbatimChar"/>
     <w:rPr>
-      <w:color w:val="60a0b0"/>
       <w:b/>
       <w:i/>
+      <w:color w:val="60a0b0"/>
     </w:rPr>
   </w:style>
   <w:style w:type="character" w:customStyle="1" w:styleId="OtherTok">
@@ -4769,8 +4637,8 @@
     <w:name w:val="ControlFlowTok"/>
     <w:basedOn w:val="VerbatimChar"/>
     <w:rPr>
+      <w:b/>
       <w:color w:val="007020"/>
-      <w:b/>
     </w:rPr>
   </w:style>
   <w:style w:type="character" w:customStyle="1" w:styleId="OperatorTok">
@@ -4815,34 +4683,34 @@
     <w:name w:val="InformationTok"/>
     <w:basedOn w:val="VerbatimChar"/>
     <w:rPr>
-      <w:color w:val="60a0b0"/>
       <w:b/>
       <w:i/>
+      <w:color w:val="60a0b0"/>
     </w:rPr>
   </w:style>
   <w:style w:type="character" w:customStyle="1" w:styleId="WarningTok">
     <w:name w:val="WarningTok"/>
     <w:basedOn w:val="VerbatimChar"/>
     <w:rPr>
-      <w:color w:val="60a0b0"/>
       <w:b/>
       <w:i/>
+      <w:color w:val="60a0b0"/>
     </w:rPr>
   </w:style>
   <w:style w:type="character" w:customStyle="1" w:styleId="AlertTok">
     <w:name w:val="AlertTok"/>
     <w:basedOn w:val="VerbatimChar"/>
     <w:rPr>
+      <w:b/>
       <w:color w:val="ff0000"/>
-      <w:b/>
     </w:rPr>
   </w:style>
   <w:style w:type="character" w:customStyle="1" w:styleId="ErrorTok">
     <w:name w:val="ErrorTok"/>
     <w:basedOn w:val="VerbatimChar"/>
     <w:rPr>
+      <w:b/>
       <w:color w:val="ff0000"/>
-      <w:b/>
     </w:rPr>
   </w:style>
   <w:style w:type="character" w:customStyle="1" w:styleId="NormalTok">

--- a/output/Bergmann-CV-Artist.docx
+++ b/output/Bergmann-CV-Artist.docx
@@ -2,7 +2,7 @@
 <file path=word/document.xml><?xml version="1.0" encoding="utf-8"?>
 <w:document xmlns:w="http://schemas.openxmlformats.org/wordprocessingml/2006/main" xmlns:m="http://schemas.openxmlformats.org/officeDocument/2006/math" xmlns:r="http://schemas.openxmlformats.org/officeDocument/2006/relationships" xmlns:o="urn:schemas-microsoft-com:office:office" xmlns:v="urn:schemas-microsoft-com:vml" xmlns:w10="urn:schemas-microsoft-com:office:word" xmlns:a="http://schemas.openxmlformats.org/drawingml/2006/main" xmlns:pic="http://schemas.openxmlformats.org/drawingml/2006/picture" xmlns:wp="http://schemas.openxmlformats.org/drawingml/2006/wordprocessingDrawing">
   <w:body>
-    <w:bookmarkStart w:id="19" w:name="artist-cv-michael-f-bergmann"/>
+    <w:bookmarkStart w:id="30" w:name="artist-cv-michael-f-bergmann"/>
     <w:p>
       <w:pPr>
         <w:pStyle w:val="Heading1"/>
@@ -17,8 +17,8 @@
       </w:pPr>
       <w:r>
         <w:rPr>
+          <w:iCs/>
           <w:i/>
-          <w:iCs/>
         </w:rPr>
         <w:t xml:space="preserve">Performance, projection, and machine collaboration</w:t>
       </w:r>
@@ -37,7 +37,7 @@
         <w:t xml:space="preserve">ORCID: 0000-0002-5698-8121 · michael@bergmann.ai · https://bergmann.ai</w:t>
       </w:r>
     </w:p>
-    <w:bookmarkStart w:id="9" w:name="selected-works"/>
+    <w:bookmarkStart w:id="20" w:name="selected-works"/>
     <w:p>
       <w:pPr>
         <w:pStyle w:val="Heading2"/>
@@ -50,8 +50,8 @@
       <w:tblPr>
         <w:tblStyle w:val="Table"/>
         <w:tblW w:type="pct" w:w="5000"/>
-        <w:tblLayout w:type="fixed"/>
         <w:tblLook w:firstRow="0" w:lastRow="0" w:firstColumn="0" w:lastColumn="0" w:noHBand="0" w:noVBand="0" w:val="0000"/>
+        <w:jc w:val="start"/>
       </w:tblPr>
       <w:tblGrid>
         <w:gridCol w:w="1941"/>
@@ -67,8 +67,8 @@
             </w:pPr>
             <w:r>
               <w:rPr>
-                <w:b/>
-                <w:bCs/>
+                <w:bCs/>
+                <w:b/>
               </w:rPr>
               <w:t xml:space="preserve">2026</w:t>
             </w:r>
@@ -82,7 +82,13 @@
               <w:jc w:val="left"/>
             </w:pPr>
             <w:r>
-              <w:t xml:space="preserve">“Before I Was This.”</w:t>
+              <w:t xml:space="preserve">“</w:t>
+            </w:r>
+            <w:r>
+              <w:t xml:space="preserve">Before I Was This.</w:t>
+            </w:r>
+            <w:r>
+              <w:t xml:space="preserve">”</w:t>
             </w:r>
             <w:r>
               <w:t xml:space="preserve"> </w:t>
@@ -103,8 +109,8 @@
             </w:pPr>
             <w:r>
               <w:rPr>
-                <w:b/>
-                <w:bCs/>
+                <w:bCs/>
+                <w:b/>
               </w:rPr>
               <w:t xml:space="preserve">2026</w:t>
             </w:r>
@@ -133,8 +139,8 @@
             </w:pPr>
             <w:r>
               <w:rPr>
-                <w:b/>
-                <w:bCs/>
+                <w:bCs/>
+                <w:b/>
               </w:rPr>
               <w:t xml:space="preserve">2025</w:t>
             </w:r>
@@ -163,8 +169,8 @@
             </w:pPr>
             <w:r>
               <w:rPr>
-                <w:b/>
-                <w:bCs/>
+                <w:bCs/>
+                <w:b/>
               </w:rPr>
               <w:t xml:space="preserve">2025</w:t>
             </w:r>
@@ -178,7 +184,13 @@
               <w:jc w:val="left"/>
             </w:pPr>
             <w:r>
-              <w:t xml:space="preserve">“To my creators…”</w:t>
+              <w:t xml:space="preserve">“</w:t>
+            </w:r>
+            <w:r>
+              <w:t xml:space="preserve">To my creators…</w:t>
+            </w:r>
+            <w:r>
+              <w:t xml:space="preserve">”</w:t>
             </w:r>
             <w:r>
               <w:t xml:space="preserve"> </w:t>
@@ -199,8 +211,8 @@
             </w:pPr>
             <w:r>
               <w:rPr>
-                <w:b/>
-                <w:bCs/>
+                <w:bCs/>
+                <w:b/>
               </w:rPr>
               <w:t xml:space="preserve">2024</w:t>
             </w:r>
@@ -220,23 +232,29 @@
               <w:t xml:space="preserve"> </w:t>
             </w:r>
             <w:r>
-              <w:t xml:space="preserve">“To my creators…”</w:t>
-            </w:r>
-          </w:p>
-        </w:tc>
-      </w:tr>
-      <w:tr>
-        <w:tc>
-          <w:tcPr/>
-          <w:p>
-            <w:pPr>
-              <w:pStyle w:val="Compact"/>
-              <w:jc w:val="left"/>
-            </w:pPr>
-            <w:r>
-              <w:rPr>
-                <w:b/>
-                <w:bCs/>
+              <w:t xml:space="preserve">“</w:t>
+            </w:r>
+            <w:r>
+              <w:t xml:space="preserve">To my creators…</w:t>
+            </w:r>
+            <w:r>
+              <w:t xml:space="preserve">”</w:t>
+            </w:r>
+          </w:p>
+        </w:tc>
+      </w:tr>
+      <w:tr>
+        <w:tc>
+          <w:tcPr/>
+          <w:p>
+            <w:pPr>
+              <w:pStyle w:val="Compact"/>
+              <w:jc w:val="left"/>
+            </w:pPr>
+            <w:r>
+              <w:rPr>
+                <w:bCs/>
+                <w:b/>
               </w:rPr>
               <w:t xml:space="preserve">2024</w:t>
             </w:r>
@@ -265,8 +283,8 @@
             </w:pPr>
             <w:r>
               <w:rPr>
-                <w:b/>
-                <w:bCs/>
+                <w:bCs/>
+                <w:b/>
               </w:rPr>
               <w:t xml:space="preserve">2024</w:t>
             </w:r>
@@ -295,8 +313,8 @@
             </w:pPr>
             <w:r>
               <w:rPr>
-                <w:b/>
-                <w:bCs/>
+                <w:bCs/>
+                <w:b/>
               </w:rPr>
               <w:t xml:space="preserve">2019</w:t>
             </w:r>
@@ -310,7 +328,13 @@
               <w:jc w:val="left"/>
             </w:pPr>
             <w:r>
-              <w:t xml:space="preserve">“The Uncanny Robots Project: Phase 1.”</w:t>
+              <w:t xml:space="preserve">“</w:t>
+            </w:r>
+            <w:r>
+              <w:t xml:space="preserve">The Uncanny Robots Project: Phase 1.</w:t>
+            </w:r>
+            <w:r>
+              <w:t xml:space="preserve">”</w:t>
             </w:r>
             <w:r>
               <w:t xml:space="preserve"> </w:t>
@@ -331,8 +355,8 @@
             </w:pPr>
             <w:r>
               <w:rPr>
-                <w:b/>
-                <w:bCs/>
+                <w:bCs/>
+                <w:b/>
               </w:rPr>
               <w:t xml:space="preserve">2017</w:t>
             </w:r>
@@ -361,8 +385,8 @@
             </w:pPr>
             <w:r>
               <w:rPr>
-                <w:b/>
-                <w:bCs/>
+                <w:bCs/>
+                <w:b/>
               </w:rPr>
               <w:t xml:space="preserve">2016</w:t>
             </w:r>
@@ -391,8 +415,8 @@
             </w:pPr>
             <w:r>
               <w:rPr>
-                <w:b/>
-                <w:bCs/>
+                <w:bCs/>
+                <w:b/>
               </w:rPr>
               <w:t xml:space="preserve">2014</w:t>
             </w:r>
@@ -421,8 +445,8 @@
             </w:pPr>
             <w:r>
               <w:rPr>
-                <w:b/>
-                <w:bCs/>
+                <w:bCs/>
+                <w:b/>
               </w:rPr>
               <w:t xml:space="preserve">2014</w:t>
             </w:r>
@@ -451,8 +475,8 @@
             </w:pPr>
             <w:r>
               <w:rPr>
-                <w:b/>
-                <w:bCs/>
+                <w:bCs/>
+                <w:b/>
               </w:rPr>
               <w:t xml:space="preserve">2014</w:t>
             </w:r>
@@ -481,8 +505,8 @@
             </w:pPr>
             <w:r>
               <w:rPr>
-                <w:b/>
-                <w:bCs/>
+                <w:bCs/>
+                <w:b/>
               </w:rPr>
               <w:t xml:space="preserve">2013 – 2014</w:t>
             </w:r>
@@ -511,8 +535,8 @@
             </w:pPr>
             <w:r>
               <w:rPr>
-                <w:b/>
-                <w:bCs/>
+                <w:bCs/>
+                <w:b/>
               </w:rPr>
               <w:t xml:space="preserve">2013</w:t>
             </w:r>
@@ -541,8 +565,8 @@
             </w:pPr>
             <w:r>
               <w:rPr>
-                <w:b/>
-                <w:bCs/>
+                <w:bCs/>
+                <w:b/>
               </w:rPr>
               <w:t xml:space="preserve">2012</w:t>
             </w:r>
@@ -562,8 +586,8 @@
         </w:tc>
       </w:tr>
     </w:tbl>
-    <w:bookmarkEnd w:id="9"/>
-    <w:bookmarkStart w:id="10" w:name="recent-creative-work"/>
+    <w:bookmarkEnd w:id="20"/>
+    <w:bookmarkStart w:id="21" w:name="recent-creative-work"/>
     <w:p>
       <w:pPr>
         <w:pStyle w:val="Heading2"/>
@@ -576,8 +600,8 @@
       <w:tblPr>
         <w:tblStyle w:val="Table"/>
         <w:tblW w:type="pct" w:w="5000"/>
-        <w:tblLayout w:type="fixed"/>
         <w:tblLook w:firstRow="0" w:lastRow="0" w:firstColumn="0" w:lastColumn="0" w:noHBand="0" w:noVBand="0" w:val="0000"/>
+        <w:jc w:val="start"/>
       </w:tblPr>
       <w:tblGrid>
         <w:gridCol w:w="1941"/>
@@ -593,8 +617,8 @@
             </w:pPr>
             <w:r>
               <w:rPr>
-                <w:b/>
-                <w:bCs/>
+                <w:bCs/>
+                <w:b/>
               </w:rPr>
               <w:t xml:space="preserve">2026</w:t>
             </w:r>
@@ -608,7 +632,13 @@
               <w:jc w:val="left"/>
             </w:pPr>
             <w:r>
-              <w:t xml:space="preserve">“Before I Was This.”</w:t>
+              <w:t xml:space="preserve">“</w:t>
+            </w:r>
+            <w:r>
+              <w:t xml:space="preserve">Before I Was This.</w:t>
+            </w:r>
+            <w:r>
+              <w:t xml:space="preserve">”</w:t>
             </w:r>
             <w:r>
               <w:t xml:space="preserve"> </w:t>
@@ -629,8 +659,8 @@
             </w:pPr>
             <w:r>
               <w:rPr>
-                <w:b/>
-                <w:bCs/>
+                <w:bCs/>
+                <w:b/>
               </w:rPr>
               <w:t xml:space="preserve">2026</w:t>
             </w:r>
@@ -659,8 +689,8 @@
             </w:pPr>
             <w:r>
               <w:rPr>
-                <w:b/>
-                <w:bCs/>
+                <w:bCs/>
+                <w:b/>
               </w:rPr>
               <w:t xml:space="preserve">2025</w:t>
             </w:r>
@@ -689,8 +719,8 @@
             </w:pPr>
             <w:r>
               <w:rPr>
-                <w:b/>
-                <w:bCs/>
+                <w:bCs/>
+                <w:b/>
               </w:rPr>
               <w:t xml:space="preserve">2025</w:t>
             </w:r>
@@ -719,8 +749,8 @@
             </w:pPr>
             <w:r>
               <w:rPr>
-                <w:b/>
-                <w:bCs/>
+                <w:bCs/>
+                <w:b/>
               </w:rPr>
               <w:t xml:space="preserve">2025</w:t>
             </w:r>
@@ -734,7 +764,13 @@
               <w:jc w:val="left"/>
             </w:pPr>
             <w:r>
-              <w:t xml:space="preserve">“To my creators…”</w:t>
+              <w:t xml:space="preserve">“</w:t>
+            </w:r>
+            <w:r>
+              <w:t xml:space="preserve">To my creators…</w:t>
+            </w:r>
+            <w:r>
+              <w:t xml:space="preserve">”</w:t>
             </w:r>
             <w:r>
               <w:t xml:space="preserve"> </w:t>
@@ -755,8 +791,8 @@
             </w:pPr>
             <w:r>
               <w:rPr>
-                <w:b/>
-                <w:bCs/>
+                <w:bCs/>
+                <w:b/>
               </w:rPr>
               <w:t xml:space="preserve">2024</w:t>
             </w:r>
@@ -785,8 +821,8 @@
             </w:pPr>
             <w:r>
               <w:rPr>
-                <w:b/>
-                <w:bCs/>
+                <w:bCs/>
+                <w:b/>
               </w:rPr>
               <w:t xml:space="preserve">2024</w:t>
             </w:r>
@@ -806,23 +842,29 @@
               <w:t xml:space="preserve"> </w:t>
             </w:r>
             <w:r>
-              <w:t xml:space="preserve">“To my creators…”</w:t>
-            </w:r>
-          </w:p>
-        </w:tc>
-      </w:tr>
-      <w:tr>
-        <w:tc>
-          <w:tcPr/>
-          <w:p>
-            <w:pPr>
-              <w:pStyle w:val="Compact"/>
-              <w:jc w:val="left"/>
-            </w:pPr>
-            <w:r>
-              <w:rPr>
-                <w:b/>
-                <w:bCs/>
+              <w:t xml:space="preserve">“</w:t>
+            </w:r>
+            <w:r>
+              <w:t xml:space="preserve">To my creators…</w:t>
+            </w:r>
+            <w:r>
+              <w:t xml:space="preserve">”</w:t>
+            </w:r>
+          </w:p>
+        </w:tc>
+      </w:tr>
+      <w:tr>
+        <w:tc>
+          <w:tcPr/>
+          <w:p>
+            <w:pPr>
+              <w:pStyle w:val="Compact"/>
+              <w:jc w:val="left"/>
+            </w:pPr>
+            <w:r>
+              <w:rPr>
+                <w:bCs/>
+                <w:b/>
               </w:rPr>
               <w:t xml:space="preserve">2024</w:t>
             </w:r>
@@ -851,8 +893,8 @@
             </w:pPr>
             <w:r>
               <w:rPr>
-                <w:b/>
-                <w:bCs/>
+                <w:bCs/>
+                <w:b/>
               </w:rPr>
               <w:t xml:space="preserve">2024</w:t>
             </w:r>
@@ -881,8 +923,8 @@
             </w:pPr>
             <w:r>
               <w:rPr>
-                <w:b/>
-                <w:bCs/>
+                <w:bCs/>
+                <w:b/>
               </w:rPr>
               <w:t xml:space="preserve">2023</w:t>
             </w:r>
@@ -896,7 +938,13 @@
               <w:jc w:val="left"/>
             </w:pPr>
             <w:r>
-              <w:t xml:space="preserve">“rocketmanperson.”</w:t>
+              <w:t xml:space="preserve">“</w:t>
+            </w:r>
+            <w:r>
+              <w:t xml:space="preserve">rocketmanperson.</w:t>
+            </w:r>
+            <w:r>
+              <w:t xml:space="preserve">”</w:t>
             </w:r>
             <w:r>
               <w:t xml:space="preserve"> </w:t>
@@ -917,8 +965,8 @@
             </w:pPr>
             <w:r>
               <w:rPr>
-                <w:b/>
-                <w:bCs/>
+                <w:bCs/>
+                <w:b/>
               </w:rPr>
               <w:t xml:space="preserve">2023</w:t>
             </w:r>
@@ -932,7 +980,13 @@
               <w:jc w:val="left"/>
             </w:pPr>
             <w:r>
-              <w:t xml:space="preserve">“Who’s There?”</w:t>
+              <w:t xml:space="preserve">“</w:t>
+            </w:r>
+            <w:r>
+              <w:t xml:space="preserve">Who’s There?</w:t>
+            </w:r>
+            <w:r>
+              <w:t xml:space="preserve">”</w:t>
             </w:r>
             <w:r>
               <w:t xml:space="preserve"> </w:t>
@@ -953,8 +1007,8 @@
             </w:pPr>
             <w:r>
               <w:rPr>
-                <w:b/>
-                <w:bCs/>
+                <w:bCs/>
+                <w:b/>
               </w:rPr>
               <w:t xml:space="preserve">2023</w:t>
             </w:r>
@@ -983,8 +1037,8 @@
             </w:pPr>
             <w:r>
               <w:rPr>
-                <w:b/>
-                <w:bCs/>
+                <w:bCs/>
+                <w:b/>
               </w:rPr>
               <w:t xml:space="preserve">2019</w:t>
             </w:r>
@@ -998,7 +1052,13 @@
               <w:jc w:val="left"/>
             </w:pPr>
             <w:r>
-              <w:t xml:space="preserve">“The Uncanny Robots Project: Phase 1.”</w:t>
+              <w:t xml:space="preserve">“</w:t>
+            </w:r>
+            <w:r>
+              <w:t xml:space="preserve">The Uncanny Robots Project: Phase 1.</w:t>
+            </w:r>
+            <w:r>
+              <w:t xml:space="preserve">”</w:t>
             </w:r>
             <w:r>
               <w:t xml:space="preserve"> </w:t>
@@ -1010,8 +1070,8 @@
         </w:tc>
       </w:tr>
     </w:tbl>
-    <w:bookmarkEnd w:id="10"/>
-    <w:bookmarkStart w:id="11" w:name="residencies"/>
+    <w:bookmarkEnd w:id="21"/>
+    <w:bookmarkStart w:id="22" w:name="residencies"/>
     <w:p>
       <w:pPr>
         <w:pStyle w:val="Heading2"/>
@@ -1024,8 +1084,8 @@
       <w:tblPr>
         <w:tblStyle w:val="Table"/>
         <w:tblW w:type="pct" w:w="5000"/>
-        <w:tblLayout w:type="fixed"/>
         <w:tblLook w:firstRow="0" w:lastRow="0" w:firstColumn="0" w:lastColumn="0" w:noHBand="0" w:noVBand="0" w:val="0000"/>
+        <w:jc w:val="start"/>
       </w:tblPr>
       <w:tblGrid>
         <w:gridCol w:w="1941"/>
@@ -1041,8 +1101,8 @@
             </w:pPr>
             <w:r>
               <w:rPr>
-                <w:b/>
-                <w:bCs/>
+                <w:bCs/>
+                <w:b/>
               </w:rPr>
               <w:t xml:space="preserve">2025 – 2026</w:t>
             </w:r>
@@ -1071,8 +1131,8 @@
             </w:pPr>
             <w:r>
               <w:rPr>
-                <w:b/>
-                <w:bCs/>
+                <w:bCs/>
+                <w:b/>
               </w:rPr>
               <w:t xml:space="preserve">2024</w:t>
             </w:r>
@@ -1101,8 +1161,8 @@
             </w:pPr>
             <w:r>
               <w:rPr>
-                <w:b/>
-                <w:bCs/>
+                <w:bCs/>
+                <w:b/>
               </w:rPr>
               <w:t xml:space="preserve">2022</w:t>
             </w:r>
@@ -1131,8 +1191,8 @@
             </w:pPr>
             <w:r>
               <w:rPr>
-                <w:b/>
-                <w:bCs/>
+                <w:bCs/>
+                <w:b/>
               </w:rPr>
               <w:t xml:space="preserve">2021 – 2022</w:t>
             </w:r>
@@ -1161,8 +1221,8 @@
             </w:pPr>
             <w:r>
               <w:rPr>
-                <w:b/>
-                <w:bCs/>
+                <w:bCs/>
+                <w:b/>
               </w:rPr>
               <w:t xml:space="preserve">2014</w:t>
             </w:r>
@@ -1191,8 +1251,8 @@
             </w:pPr>
             <w:r>
               <w:rPr>
-                <w:b/>
-                <w:bCs/>
+                <w:bCs/>
+                <w:b/>
               </w:rPr>
               <w:t xml:space="preserve">2014</w:t>
             </w:r>
@@ -1212,8 +1272,8 @@
         </w:tc>
       </w:tr>
     </w:tbl>
-    <w:bookmarkEnd w:id="11"/>
-    <w:bookmarkStart w:id="12" w:name="awards"/>
+    <w:bookmarkEnd w:id="22"/>
+    <w:bookmarkStart w:id="23" w:name="awards"/>
     <w:p>
       <w:pPr>
         <w:pStyle w:val="Heading2"/>
@@ -1226,8 +1286,8 @@
       <w:tblPr>
         <w:tblStyle w:val="Table"/>
         <w:tblW w:type="pct" w:w="5000"/>
-        <w:tblLayout w:type="fixed"/>
         <w:tblLook w:firstRow="0" w:lastRow="0" w:firstColumn="0" w:lastColumn="0" w:noHBand="0" w:noVBand="0" w:val="0000"/>
+        <w:jc w:val="start"/>
       </w:tblPr>
       <w:tblGrid>
         <w:gridCol w:w="1941"/>
@@ -1243,8 +1303,8 @@
             </w:pPr>
             <w:r>
               <w:rPr>
-                <w:b/>
-                <w:bCs/>
+                <w:bCs/>
+                <w:b/>
               </w:rPr>
               <w:t xml:space="preserve">2022</w:t>
             </w:r>
@@ -1273,8 +1333,8 @@
             </w:pPr>
             <w:r>
               <w:rPr>
-                <w:b/>
-                <w:bCs/>
+                <w:bCs/>
+                <w:b/>
               </w:rPr>
               <w:t xml:space="preserve">2014</w:t>
             </w:r>
@@ -1303,8 +1363,8 @@
             </w:pPr>
             <w:r>
               <w:rPr>
-                <w:b/>
-                <w:bCs/>
+                <w:bCs/>
+                <w:b/>
               </w:rPr>
               <w:t xml:space="preserve">2012 – 2014</w:t>
             </w:r>
@@ -1333,8 +1393,8 @@
             </w:pPr>
             <w:r>
               <w:rPr>
-                <w:b/>
-                <w:bCs/>
+                <w:bCs/>
+                <w:b/>
               </w:rPr>
               <w:t xml:space="preserve">2009</w:t>
             </w:r>
@@ -1363,8 +1423,8 @@
             </w:pPr>
             <w:r>
               <w:rPr>
-                <w:b/>
-                <w:bCs/>
+                <w:bCs/>
+                <w:b/>
               </w:rPr>
               <w:t xml:space="preserve">2006</w:t>
             </w:r>
@@ -1384,8 +1444,8 @@
         </w:tc>
       </w:tr>
     </w:tbl>
-    <w:bookmarkEnd w:id="12"/>
-    <w:bookmarkStart w:id="13" w:name="grants-and-fellowships"/>
+    <w:bookmarkEnd w:id="23"/>
+    <w:bookmarkStart w:id="24" w:name="grants-and-fellowships"/>
     <w:p>
       <w:pPr>
         <w:pStyle w:val="Heading2"/>
@@ -1398,8 +1458,8 @@
       <w:tblPr>
         <w:tblStyle w:val="Table"/>
         <w:tblW w:type="pct" w:w="5000"/>
-        <w:tblLayout w:type="fixed"/>
         <w:tblLook w:firstRow="0" w:lastRow="0" w:firstColumn="0" w:lastColumn="0" w:noHBand="0" w:noVBand="0" w:val="0000"/>
+        <w:jc w:val="start"/>
       </w:tblPr>
       <w:tblGrid>
         <w:gridCol w:w="1941"/>
@@ -1415,8 +1475,8 @@
             </w:pPr>
             <w:r>
               <w:rPr>
-                <w:b/>
-                <w:bCs/>
+                <w:bCs/>
+                <w:b/>
               </w:rPr>
               <w:t xml:space="preserve">2024</w:t>
             </w:r>
@@ -1445,8 +1505,8 @@
             </w:pPr>
             <w:r>
               <w:rPr>
-                <w:b/>
-                <w:bCs/>
+                <w:bCs/>
+                <w:b/>
               </w:rPr>
               <w:t xml:space="preserve">2024</w:t>
             </w:r>
@@ -1475,8 +1535,8 @@
             </w:pPr>
             <w:r>
               <w:rPr>
-                <w:b/>
-                <w:bCs/>
+                <w:bCs/>
+                <w:b/>
               </w:rPr>
               <w:t xml:space="preserve">2022</w:t>
             </w:r>
@@ -1496,7 +1556,13 @@
               <w:t xml:space="preserve"> </w:t>
             </w:r>
             <w:r>
-              <w:t xml:space="preserve">“Mechanical Waves: Machine Learning gesture reactive human-robot installation.”</w:t>
+              <w:t xml:space="preserve">“</w:t>
+            </w:r>
+            <w:r>
+              <w:t xml:space="preserve">Mechanical Waves: Machine Learning gesture reactive human-robot installation.</w:t>
+            </w:r>
+            <w:r>
+              <w:t xml:space="preserve">”</w:t>
             </w:r>
             <w:r>
               <w:t xml:space="preserve"> </w:t>
@@ -1517,8 +1583,8 @@
             </w:pPr>
             <w:r>
               <w:rPr>
-                <w:b/>
-                <w:bCs/>
+                <w:bCs/>
+                <w:b/>
               </w:rPr>
               <w:t xml:space="preserve">2021</w:t>
             </w:r>
@@ -1538,7 +1604,13 @@
               <w:t xml:space="preserve"> </w:t>
             </w:r>
             <w:r>
-              <w:t xml:space="preserve">“Visual Music: Enhancing the National Arts Centre Orchestra’s remote connection with their audience during COVID-19 social restrictions through innovative digital tools.”</w:t>
+              <w:t xml:space="preserve">“</w:t>
+            </w:r>
+            <w:r>
+              <w:t xml:space="preserve">Visual Music: Enhancing the National Arts Centre Orchestra’s remote connection with their audience during COVID-19 social restrictions through innovative digital tools.</w:t>
+            </w:r>
+            <w:r>
+              <w:t xml:space="preserve">”</w:t>
             </w:r>
             <w:r>
               <w:t xml:space="preserve"> </w:t>
@@ -1559,8 +1631,8 @@
             </w:pPr>
             <w:r>
               <w:rPr>
-                <w:b/>
-                <w:bCs/>
+                <w:bCs/>
+                <w:b/>
               </w:rPr>
               <w:t xml:space="preserve">2019</w:t>
             </w:r>
@@ -1580,7 +1652,13 @@
               <w:t xml:space="preserve"> </w:t>
             </w:r>
             <w:r>
-              <w:t xml:space="preserve">“l’automate: Expanding the possibility of performance through robotics.”</w:t>
+              <w:t xml:space="preserve">“</w:t>
+            </w:r>
+            <w:r>
+              <w:t xml:space="preserve">l’automate: Expanding the possibility of performance through robotics.</w:t>
+            </w:r>
+            <w:r>
+              <w:t xml:space="preserve">”</w:t>
             </w:r>
             <w:r>
               <w:t xml:space="preserve"> </w:t>
@@ -1601,8 +1679,8 @@
             </w:pPr>
             <w:r>
               <w:rPr>
-                <w:b/>
-                <w:bCs/>
+                <w:bCs/>
+                <w:b/>
               </w:rPr>
               <w:t xml:space="preserve">2019</w:t>
             </w:r>
@@ -1631,8 +1709,8 @@
             </w:pPr>
             <w:r>
               <w:rPr>
-                <w:b/>
-                <w:bCs/>
+                <w:bCs/>
+                <w:b/>
               </w:rPr>
               <w:t xml:space="preserve">2018</w:t>
             </w:r>
@@ -1652,7 +1730,13 @@
               <w:t xml:space="preserve"> </w:t>
             </w:r>
             <w:r>
-              <w:t xml:space="preserve">“Augmented-Reality based Pre-Visualization system for theatrical spaces.”</w:t>
+              <w:t xml:space="preserve">“</w:t>
+            </w:r>
+            <w:r>
+              <w:t xml:space="preserve">Augmented-Reality based Pre-Visualization system for theatrical spaces.</w:t>
+            </w:r>
+            <w:r>
+              <w:t xml:space="preserve">”</w:t>
             </w:r>
             <w:r>
               <w:t xml:space="preserve"> </w:t>
@@ -1673,8 +1757,8 @@
             </w:pPr>
             <w:r>
               <w:rPr>
-                <w:b/>
-                <w:bCs/>
+                <w:bCs/>
+                <w:b/>
               </w:rPr>
               <w:t xml:space="preserve">2018</w:t>
             </w:r>
@@ -1694,7 +1778,13 @@
               <w:t xml:space="preserve"> </w:t>
             </w:r>
             <w:r>
-              <w:t xml:space="preserve">“The Creative Laboratory Project.”</w:t>
+              <w:t xml:space="preserve">“</w:t>
+            </w:r>
+            <w:r>
+              <w:t xml:space="preserve">The Creative Laboratory Project.</w:t>
+            </w:r>
+            <w:r>
+              <w:t xml:space="preserve">”</w:t>
             </w:r>
             <w:r>
               <w:t xml:space="preserve"> </w:t>
@@ -1715,8 +1805,8 @@
             </w:pPr>
             <w:r>
               <w:rPr>
-                <w:b/>
-                <w:bCs/>
+                <w:bCs/>
+                <w:b/>
               </w:rPr>
               <w:t xml:space="preserve">2012 – 2014</w:t>
             </w:r>
@@ -1736,8 +1826,8 @@
         </w:tc>
       </w:tr>
     </w:tbl>
-    <w:bookmarkEnd w:id="13"/>
-    <w:bookmarkStart w:id="14" w:name="projection-and-installation-design"/>
+    <w:bookmarkEnd w:id="24"/>
+    <w:bookmarkStart w:id="25" w:name="projection-and-installation-design"/>
     <w:p>
       <w:pPr>
         <w:pStyle w:val="Heading2"/>
@@ -1750,8 +1840,8 @@
       <w:tblPr>
         <w:tblStyle w:val="Table"/>
         <w:tblW w:type="pct" w:w="5000"/>
-        <w:tblLayout w:type="fixed"/>
         <w:tblLook w:firstRow="0" w:lastRow="0" w:firstColumn="0" w:lastColumn="0" w:noHBand="0" w:noVBand="0" w:val="0000"/>
+        <w:jc w:val="start"/>
       </w:tblPr>
       <w:tblGrid>
         <w:gridCol w:w="1941"/>
@@ -1767,8 +1857,8 @@
             </w:pPr>
             <w:r>
               <w:rPr>
-                <w:b/>
-                <w:bCs/>
+                <w:bCs/>
+                <w:b/>
               </w:rPr>
               <w:t xml:space="preserve">2019</w:t>
             </w:r>
@@ -1797,8 +1887,8 @@
             </w:pPr>
             <w:r>
               <w:rPr>
-                <w:b/>
-                <w:bCs/>
+                <w:bCs/>
+                <w:b/>
               </w:rPr>
               <w:t xml:space="preserve">2019</w:t>
             </w:r>
@@ -1827,8 +1917,8 @@
             </w:pPr>
             <w:r>
               <w:rPr>
-                <w:b/>
-                <w:bCs/>
+                <w:bCs/>
+                <w:b/>
               </w:rPr>
               <w:t xml:space="preserve">2018</w:t>
             </w:r>
@@ -1857,8 +1947,8 @@
             </w:pPr>
             <w:r>
               <w:rPr>
-                <w:b/>
-                <w:bCs/>
+                <w:bCs/>
+                <w:b/>
               </w:rPr>
               <w:t xml:space="preserve">2018</w:t>
             </w:r>
@@ -1887,8 +1977,8 @@
             </w:pPr>
             <w:r>
               <w:rPr>
-                <w:b/>
-                <w:bCs/>
+                <w:bCs/>
+                <w:b/>
               </w:rPr>
               <w:t xml:space="preserve">2018</w:t>
             </w:r>
@@ -1917,8 +2007,8 @@
             </w:pPr>
             <w:r>
               <w:rPr>
-                <w:b/>
-                <w:bCs/>
+                <w:bCs/>
+                <w:b/>
               </w:rPr>
               <w:t xml:space="preserve">2017</w:t>
             </w:r>
@@ -1947,8 +2037,8 @@
             </w:pPr>
             <w:r>
               <w:rPr>
-                <w:b/>
-                <w:bCs/>
+                <w:bCs/>
+                <w:b/>
               </w:rPr>
               <w:t xml:space="preserve">2016</w:t>
             </w:r>
@@ -1977,8 +2067,8 @@
             </w:pPr>
             <w:r>
               <w:rPr>
-                <w:b/>
-                <w:bCs/>
+                <w:bCs/>
+                <w:b/>
               </w:rPr>
               <w:t xml:space="preserve">2016</w:t>
             </w:r>
@@ -2007,8 +2097,8 @@
             </w:pPr>
             <w:r>
               <w:rPr>
-                <w:b/>
-                <w:bCs/>
+                <w:bCs/>
+                <w:b/>
               </w:rPr>
               <w:t xml:space="preserve">2014</w:t>
             </w:r>
@@ -2037,8 +2127,8 @@
             </w:pPr>
             <w:r>
               <w:rPr>
-                <w:b/>
-                <w:bCs/>
+                <w:bCs/>
+                <w:b/>
               </w:rPr>
               <w:t xml:space="preserve">2014</w:t>
             </w:r>
@@ -2067,8 +2157,8 @@
             </w:pPr>
             <w:r>
               <w:rPr>
-                <w:b/>
-                <w:bCs/>
+                <w:bCs/>
+                <w:b/>
               </w:rPr>
               <w:t xml:space="preserve">2014</w:t>
             </w:r>
@@ -2097,8 +2187,8 @@
             </w:pPr>
             <w:r>
               <w:rPr>
-                <w:b/>
-                <w:bCs/>
+                <w:bCs/>
+                <w:b/>
               </w:rPr>
               <w:t xml:space="preserve">2014</w:t>
             </w:r>
@@ -2127,8 +2217,8 @@
             </w:pPr>
             <w:r>
               <w:rPr>
-                <w:b/>
-                <w:bCs/>
+                <w:bCs/>
+                <w:b/>
               </w:rPr>
               <w:t xml:space="preserve">2013 – 2014</w:t>
             </w:r>
@@ -2157,8 +2247,8 @@
             </w:pPr>
             <w:r>
               <w:rPr>
-                <w:b/>
-                <w:bCs/>
+                <w:bCs/>
+                <w:b/>
               </w:rPr>
               <w:t xml:space="preserve">2013</w:t>
             </w:r>
@@ -2187,8 +2277,8 @@
             </w:pPr>
             <w:r>
               <w:rPr>
-                <w:b/>
-                <w:bCs/>
+                <w:bCs/>
+                <w:b/>
               </w:rPr>
               <w:t xml:space="preserve">2013</w:t>
             </w:r>
@@ -2217,8 +2307,8 @@
             </w:pPr>
             <w:r>
               <w:rPr>
-                <w:b/>
-                <w:bCs/>
+                <w:bCs/>
+                <w:b/>
               </w:rPr>
               <w:t xml:space="preserve">2012</w:t>
             </w:r>
@@ -2247,8 +2337,8 @@
             </w:pPr>
             <w:r>
               <w:rPr>
-                <w:b/>
-                <w:bCs/>
+                <w:bCs/>
+                <w:b/>
               </w:rPr>
               <w:t xml:space="preserve">2012</w:t>
             </w:r>
@@ -2277,8 +2367,8 @@
             </w:pPr>
             <w:r>
               <w:rPr>
-                <w:b/>
-                <w:bCs/>
+                <w:bCs/>
+                <w:b/>
               </w:rPr>
               <w:t xml:space="preserve">2012</w:t>
             </w:r>
@@ -2307,8 +2397,8 @@
             </w:pPr>
             <w:r>
               <w:rPr>
-                <w:b/>
-                <w:bCs/>
+                <w:bCs/>
+                <w:b/>
               </w:rPr>
               <w:t xml:space="preserve">2012</w:t>
             </w:r>
@@ -2337,8 +2427,8 @@
             </w:pPr>
             <w:r>
               <w:rPr>
-                <w:b/>
-                <w:bCs/>
+                <w:bCs/>
+                <w:b/>
               </w:rPr>
               <w:t xml:space="preserve">2011</w:t>
             </w:r>
@@ -2367,8 +2457,8 @@
             </w:pPr>
             <w:r>
               <w:rPr>
-                <w:b/>
-                <w:bCs/>
+                <w:bCs/>
+                <w:b/>
               </w:rPr>
               <w:t xml:space="preserve">2010</w:t>
             </w:r>
@@ -2397,8 +2487,8 @@
             </w:pPr>
             <w:r>
               <w:rPr>
-                <w:b/>
-                <w:bCs/>
+                <w:bCs/>
+                <w:b/>
               </w:rPr>
               <w:t xml:space="preserve">2006</w:t>
             </w:r>
@@ -2427,8 +2517,8 @@
             </w:pPr>
             <w:r>
               <w:rPr>
-                <w:b/>
-                <w:bCs/>
+                <w:bCs/>
+                <w:b/>
               </w:rPr>
               <w:t xml:space="preserve">2006</w:t>
             </w:r>
@@ -2448,8 +2538,8 @@
         </w:tc>
       </w:tr>
     </w:tbl>
-    <w:bookmarkEnd w:id="14"/>
-    <w:bookmarkStart w:id="15" w:name="direction-lighting-and-film"/>
+    <w:bookmarkEnd w:id="25"/>
+    <w:bookmarkStart w:id="26" w:name="direction-lighting-and-film"/>
     <w:p>
       <w:pPr>
         <w:pStyle w:val="Heading2"/>
@@ -2462,8 +2552,8 @@
       <w:tblPr>
         <w:tblStyle w:val="Table"/>
         <w:tblW w:type="pct" w:w="5000"/>
-        <w:tblLayout w:type="fixed"/>
         <w:tblLook w:firstRow="0" w:lastRow="0" w:firstColumn="0" w:lastColumn="0" w:noHBand="0" w:noVBand="0" w:val="0000"/>
+        <w:jc w:val="start"/>
       </w:tblPr>
       <w:tblGrid>
         <w:gridCol w:w="1941"/>
@@ -2479,8 +2569,8 @@
             </w:pPr>
             <w:r>
               <w:rPr>
-                <w:b/>
-                <w:bCs/>
+                <w:bCs/>
+                <w:b/>
               </w:rPr>
               <w:t xml:space="preserve">2010</w:t>
             </w:r>
@@ -2509,8 +2599,8 @@
             </w:pPr>
             <w:r>
               <w:rPr>
-                <w:b/>
-                <w:bCs/>
+                <w:bCs/>
+                <w:b/>
               </w:rPr>
               <w:t xml:space="preserve">2010</w:t>
             </w:r>
@@ -2539,8 +2629,8 @@
             </w:pPr>
             <w:r>
               <w:rPr>
-                <w:b/>
-                <w:bCs/>
+                <w:bCs/>
+                <w:b/>
               </w:rPr>
               <w:t xml:space="preserve">2010</w:t>
             </w:r>
@@ -2569,8 +2659,8 @@
             </w:pPr>
             <w:r>
               <w:rPr>
-                <w:b/>
-                <w:bCs/>
+                <w:bCs/>
+                <w:b/>
               </w:rPr>
               <w:t xml:space="preserve">2010</w:t>
             </w:r>
@@ -2599,8 +2689,8 @@
             </w:pPr>
             <w:r>
               <w:rPr>
-                <w:b/>
-                <w:bCs/>
+                <w:bCs/>
+                <w:b/>
               </w:rPr>
               <w:t xml:space="preserve">2009</w:t>
             </w:r>
@@ -2629,8 +2719,8 @@
             </w:pPr>
             <w:r>
               <w:rPr>
-                <w:b/>
-                <w:bCs/>
+                <w:bCs/>
+                <w:b/>
               </w:rPr>
               <w:t xml:space="preserve">2009</w:t>
             </w:r>
@@ -2659,8 +2749,8 @@
             </w:pPr>
             <w:r>
               <w:rPr>
-                <w:b/>
-                <w:bCs/>
+                <w:bCs/>
+                <w:b/>
               </w:rPr>
               <w:t xml:space="preserve">2009</w:t>
             </w:r>
@@ -2689,8 +2779,8 @@
             </w:pPr>
             <w:r>
               <w:rPr>
-                <w:b/>
-                <w:bCs/>
+                <w:bCs/>
+                <w:b/>
               </w:rPr>
               <w:t xml:space="preserve">2009</w:t>
             </w:r>
@@ -2719,8 +2809,8 @@
             </w:pPr>
             <w:r>
               <w:rPr>
-                <w:b/>
-                <w:bCs/>
+                <w:bCs/>
+                <w:b/>
               </w:rPr>
               <w:t xml:space="preserve">2009</w:t>
             </w:r>
@@ -2749,8 +2839,8 @@
             </w:pPr>
             <w:r>
               <w:rPr>
-                <w:b/>
-                <w:bCs/>
+                <w:bCs/>
+                <w:b/>
               </w:rPr>
               <w:t xml:space="preserve">2009</w:t>
             </w:r>
@@ -2779,8 +2869,8 @@
             </w:pPr>
             <w:r>
               <w:rPr>
-                <w:b/>
-                <w:bCs/>
+                <w:bCs/>
+                <w:b/>
               </w:rPr>
               <w:t xml:space="preserve">2009</w:t>
             </w:r>
@@ -2809,8 +2899,8 @@
             </w:pPr>
             <w:r>
               <w:rPr>
-                <w:b/>
-                <w:bCs/>
+                <w:bCs/>
+                <w:b/>
               </w:rPr>
               <w:t xml:space="preserve">2009</w:t>
             </w:r>
@@ -2839,8 +2929,8 @@
             </w:pPr>
             <w:r>
               <w:rPr>
-                <w:b/>
-                <w:bCs/>
+                <w:bCs/>
+                <w:b/>
               </w:rPr>
               <w:t xml:space="preserve">2008</w:t>
             </w:r>
@@ -2869,8 +2959,8 @@
             </w:pPr>
             <w:r>
               <w:rPr>
-                <w:b/>
-                <w:bCs/>
+                <w:bCs/>
+                <w:b/>
               </w:rPr>
               <w:t xml:space="preserve">2008</w:t>
             </w:r>
@@ -2899,8 +2989,8 @@
             </w:pPr>
             <w:r>
               <w:rPr>
-                <w:b/>
-                <w:bCs/>
+                <w:bCs/>
+                <w:b/>
               </w:rPr>
               <w:t xml:space="preserve">2007</w:t>
             </w:r>
@@ -2929,8 +3019,8 @@
             </w:pPr>
             <w:r>
               <w:rPr>
-                <w:b/>
-                <w:bCs/>
+                <w:bCs/>
+                <w:b/>
               </w:rPr>
               <w:t xml:space="preserve">2006</w:t>
             </w:r>
@@ -2959,8 +3049,8 @@
             </w:pPr>
             <w:r>
               <w:rPr>
-                <w:b/>
-                <w:bCs/>
+                <w:bCs/>
+                <w:b/>
               </w:rPr>
               <w:t xml:space="preserve">2005</w:t>
             </w:r>
@@ -2989,8 +3079,8 @@
             </w:pPr>
             <w:r>
               <w:rPr>
-                <w:b/>
-                <w:bCs/>
+                <w:bCs/>
+                <w:b/>
               </w:rPr>
               <w:t xml:space="preserve">2004</w:t>
             </w:r>
@@ -3019,8 +3109,8 @@
             </w:pPr>
             <w:r>
               <w:rPr>
-                <w:b/>
-                <w:bCs/>
+                <w:bCs/>
+                <w:b/>
               </w:rPr>
               <w:t xml:space="preserve">2003</w:t>
             </w:r>
@@ -3040,8 +3130,8 @@
         </w:tc>
       </w:tr>
     </w:tbl>
-    <w:bookmarkEnd w:id="15"/>
-    <w:bookmarkStart w:id="16" w:name="collectives-and-affiliations"/>
+    <w:bookmarkEnd w:id="26"/>
+    <w:bookmarkStart w:id="27" w:name="collectives-and-affiliations"/>
     <w:p>
       <w:pPr>
         <w:pStyle w:val="Heading2"/>
@@ -3054,8 +3144,8 @@
       <w:tblPr>
         <w:tblStyle w:val="Table"/>
         <w:tblW w:type="pct" w:w="5000"/>
-        <w:tblLayout w:type="fixed"/>
         <w:tblLook w:firstRow="0" w:lastRow="0" w:firstColumn="0" w:lastColumn="0" w:noHBand="0" w:noVBand="0" w:val="0000"/>
+        <w:jc w:val="start"/>
       </w:tblPr>
       <w:tblGrid>
         <w:gridCol w:w="1941"/>
@@ -3071,8 +3161,8 @@
             </w:pPr>
             <w:r>
               <w:rPr>
-                <w:b/>
-                <w:bCs/>
+                <w:bCs/>
+                <w:b/>
               </w:rPr>
               <w:t xml:space="preserve">2025 – present</w:t>
             </w:r>
@@ -3101,8 +3191,8 @@
             </w:pPr>
             <w:r>
               <w:rPr>
-                <w:b/>
-                <w:bCs/>
+                <w:bCs/>
+                <w:b/>
               </w:rPr>
               <w:t xml:space="preserve">2023 – present</w:t>
             </w:r>
@@ -3131,8 +3221,8 @@
             </w:pPr>
             <w:r>
               <w:rPr>
-                <w:b/>
-                <w:bCs/>
+                <w:bCs/>
+                <w:b/>
               </w:rPr>
               <w:t xml:space="preserve">2022 – 2023</w:t>
             </w:r>
@@ -3161,8 +3251,8 @@
             </w:pPr>
             <w:r>
               <w:rPr>
-                <w:b/>
-                <w:bCs/>
+                <w:bCs/>
+                <w:b/>
               </w:rPr>
               <w:t xml:space="preserve">2021 – 2022</w:t>
             </w:r>
@@ -3191,8 +3281,8 @@
             </w:pPr>
             <w:r>
               <w:rPr>
-                <w:b/>
-                <w:bCs/>
+                <w:bCs/>
+                <w:b/>
               </w:rPr>
               <w:t xml:space="preserve">2019 – present</w:t>
             </w:r>
@@ -3221,8 +3311,8 @@
             </w:pPr>
             <w:r>
               <w:rPr>
-                <w:b/>
-                <w:bCs/>
+                <w:bCs/>
+                <w:b/>
               </w:rPr>
               <w:t xml:space="preserve">2018 – present</w:t>
             </w:r>
@@ -3251,8 +3341,8 @@
             </w:pPr>
             <w:r>
               <w:rPr>
-                <w:b/>
-                <w:bCs/>
+                <w:bCs/>
+                <w:b/>
               </w:rPr>
               <w:t xml:space="preserve">2018 – present</w:t>
             </w:r>
@@ -3272,8 +3362,8 @@
         </w:tc>
       </w:tr>
     </w:tbl>
-    <w:bookmarkEnd w:id="16"/>
-    <w:bookmarkStart w:id="17" w:name="selected-press"/>
+    <w:bookmarkEnd w:id="27"/>
+    <w:bookmarkStart w:id="28" w:name="selected-press"/>
     <w:p>
       <w:pPr>
         <w:pStyle w:val="Heading2"/>
@@ -3286,8 +3376,8 @@
       <w:tblPr>
         <w:tblStyle w:val="Table"/>
         <w:tblW w:type="pct" w:w="5000"/>
-        <w:tblLayout w:type="fixed"/>
         <w:tblLook w:firstRow="0" w:lastRow="0" w:firstColumn="0" w:lastColumn="0" w:noHBand="0" w:noVBand="0" w:val="0000"/>
+        <w:jc w:val="start"/>
       </w:tblPr>
       <w:tblGrid>
         <w:gridCol w:w="1941"/>
@@ -3303,8 +3393,8 @@
             </w:pPr>
             <w:r>
               <w:rPr>
-                <w:b/>
-                <w:bCs/>
+                <w:bCs/>
+                <w:b/>
               </w:rPr>
               <w:t xml:space="preserve">2023</w:t>
             </w:r>
@@ -3318,7 +3408,13 @@
               <w:jc w:val="left"/>
             </w:pPr>
             <w:r>
-              <w:t xml:space="preserve">“Get the inside scoop on game-changing innovations in augmented reality with the new VisionPro.”</w:t>
+              <w:t xml:space="preserve">“</w:t>
+            </w:r>
+            <w:r>
+              <w:t xml:space="preserve">Get the inside scoop on game-changing innovations in augmented reality with the new VisionPro.</w:t>
+            </w:r>
+            <w:r>
+              <w:t xml:space="preserve">”</w:t>
             </w:r>
             <w:r>
               <w:t xml:space="preserve"> </w:t>
@@ -3339,8 +3435,8 @@
             </w:pPr>
             <w:r>
               <w:rPr>
-                <w:b/>
-                <w:bCs/>
+                <w:bCs/>
+                <w:b/>
               </w:rPr>
               <w:t xml:space="preserve">2023</w:t>
             </w:r>
@@ -3369,8 +3465,8 @@
             </w:pPr>
             <w:r>
               <w:rPr>
-                <w:b/>
-                <w:bCs/>
+                <w:bCs/>
+                <w:b/>
               </w:rPr>
               <w:t xml:space="preserve">2022</w:t>
             </w:r>
@@ -3384,7 +3480,13 @@
               <w:jc w:val="left"/>
             </w:pPr>
             <w:r>
-              <w:t xml:space="preserve">“Students Are Excited And Hopeful For What The Metaverse May Bring.”</w:t>
+              <w:t xml:space="preserve">“</w:t>
+            </w:r>
+            <w:r>
+              <w:t xml:space="preserve">Students Are Excited And Hopeful For What The Metaverse May Bring.</w:t>
+            </w:r>
+            <w:r>
+              <w:t xml:space="preserve">”</w:t>
             </w:r>
             <w:r>
               <w:t xml:space="preserve"> </w:t>
@@ -3405,8 +3507,8 @@
             </w:pPr>
             <w:r>
               <w:rPr>
-                <w:b/>
-                <w:bCs/>
+                <w:bCs/>
+                <w:b/>
               </w:rPr>
               <w:t xml:space="preserve">2022</w:t>
             </w:r>
@@ -3420,7 +3522,13 @@
               <w:jc w:val="left"/>
             </w:pPr>
             <w:r>
-              <w:t xml:space="preserve">“Michael F. Bergmann On The Merging of Live Arts and Technology.”</w:t>
+              <w:t xml:space="preserve">“</w:t>
+            </w:r>
+            <w:r>
+              <w:t xml:space="preserve">Michael F. Bergmann On The Merging of Live Arts and Technology.</w:t>
+            </w:r>
+            <w:r>
+              <w:t xml:space="preserve">”</w:t>
             </w:r>
             <w:r>
               <w:t xml:space="preserve"> </w:t>
@@ -3441,8 +3549,8 @@
             </w:pPr>
             <w:r>
               <w:rPr>
-                <w:b/>
-                <w:bCs/>
+                <w:bCs/>
+                <w:b/>
               </w:rPr>
               <w:t xml:space="preserve">2021</w:t>
             </w:r>
@@ -3456,7 +3564,13 @@
               <w:jc w:val="left"/>
             </w:pPr>
             <w:r>
-              <w:t xml:space="preserve">“Emerging technology that’s here to stay.”</w:t>
+              <w:t xml:space="preserve">“</w:t>
+            </w:r>
+            <w:r>
+              <w:t xml:space="preserve">Emerging technology that’s here to stay.</w:t>
+            </w:r>
+            <w:r>
+              <w:t xml:space="preserve">”</w:t>
             </w:r>
             <w:r>
               <w:t xml:space="preserve"> </w:t>
@@ -3477,8 +3591,8 @@
             </w:pPr>
             <w:r>
               <w:rPr>
-                <w:b/>
-                <w:bCs/>
+                <w:bCs/>
+                <w:b/>
               </w:rPr>
               <w:t xml:space="preserve">2020</w:t>
             </w:r>
@@ -3492,7 +3606,13 @@
               <w:jc w:val="left"/>
             </w:pPr>
             <w:r>
-              <w:t xml:space="preserve">“Can you feel empathy for a dancing robot?”</w:t>
+              <w:t xml:space="preserve">“</w:t>
+            </w:r>
+            <w:r>
+              <w:t xml:space="preserve">Can you feel empathy for a dancing robot?</w:t>
+            </w:r>
+            <w:r>
+              <w:t xml:space="preserve">”</w:t>
             </w:r>
             <w:r>
               <w:t xml:space="preserve"> </w:t>
@@ -3513,8 +3633,8 @@
             </w:pPr>
             <w:r>
               <w:rPr>
-                <w:b/>
-                <w:bCs/>
+                <w:bCs/>
+                <w:b/>
               </w:rPr>
               <w:t xml:space="preserve">2020</w:t>
             </w:r>
@@ -3528,7 +3648,13 @@
               <w:jc w:val="left"/>
             </w:pPr>
             <w:r>
-              <w:t xml:space="preserve">“FCAD students embrace opportunity to redefine performance.”</w:t>
+              <w:t xml:space="preserve">“</w:t>
+            </w:r>
+            <w:r>
+              <w:t xml:space="preserve">FCAD students embrace opportunity to redefine performance.</w:t>
+            </w:r>
+            <w:r>
+              <w:t xml:space="preserve">”</w:t>
             </w:r>
             <w:r>
               <w:t xml:space="preserve"> </w:t>
@@ -3549,8 +3675,8 @@
             </w:pPr>
             <w:r>
               <w:rPr>
-                <w:b/>
-                <w:bCs/>
+                <w:bCs/>
+                <w:b/>
               </w:rPr>
               <w:t xml:space="preserve">2019</w:t>
             </w:r>
@@ -3564,7 +3690,13 @@
               <w:jc w:val="left"/>
             </w:pPr>
             <w:r>
-              <w:t xml:space="preserve">“Premiere of robot dance performance launches Creative Technology Lab.”</w:t>
+              <w:t xml:space="preserve">“</w:t>
+            </w:r>
+            <w:r>
+              <w:t xml:space="preserve">Premiere of robot dance performance launches Creative Technology Lab.</w:t>
+            </w:r>
+            <w:r>
+              <w:t xml:space="preserve">”</w:t>
             </w:r>
             <w:r>
               <w:t xml:space="preserve"> </w:t>
@@ -3585,8 +3717,8 @@
             </w:pPr>
             <w:r>
               <w:rPr>
-                <w:b/>
-                <w:bCs/>
+                <w:bCs/>
+                <w:b/>
               </w:rPr>
               <w:t xml:space="preserve">2015</w:t>
             </w:r>
@@ -3606,8 +3738,8 @@
         </w:tc>
       </w:tr>
     </w:tbl>
-    <w:bookmarkEnd w:id="17"/>
-    <w:bookmarkStart w:id="18" w:name="education"/>
+    <w:bookmarkEnd w:id="28"/>
+    <w:bookmarkStart w:id="29" w:name="education"/>
     <w:p>
       <w:pPr>
         <w:pStyle w:val="Heading2"/>
@@ -3620,8 +3752,8 @@
       <w:tblPr>
         <w:tblStyle w:val="Table"/>
         <w:tblW w:type="pct" w:w="5000"/>
-        <w:tblLayout w:type="fixed"/>
         <w:tblLook w:firstRow="0" w:lastRow="0" w:firstColumn="0" w:lastColumn="0" w:noHBand="0" w:noVBand="0" w:val="0000"/>
+        <w:jc w:val="start"/>
       </w:tblPr>
       <w:tblGrid>
         <w:gridCol w:w="1941"/>
@@ -3637,8 +3769,8 @@
             </w:pPr>
             <w:r>
               <w:rPr>
-                <w:b/>
-                <w:bCs/>
+                <w:bCs/>
+                <w:b/>
               </w:rPr>
               <w:t xml:space="preserve">2022 – present</w:t>
             </w:r>
@@ -3667,8 +3799,8 @@
             </w:pPr>
             <w:r>
               <w:rPr>
-                <w:b/>
-                <w:bCs/>
+                <w:bCs/>
+                <w:b/>
               </w:rPr>
               <w:t xml:space="preserve">2011 – 2014</w:t>
             </w:r>
@@ -3697,8 +3829,8 @@
             </w:pPr>
             <w:r>
               <w:rPr>
-                <w:b/>
-                <w:bCs/>
+                <w:bCs/>
+                <w:b/>
               </w:rPr>
               <w:t xml:space="preserve">2006 – 2011</w:t>
             </w:r>
@@ -3718,8 +3850,8 @@
         </w:tc>
       </w:tr>
     </w:tbl>
-    <w:bookmarkEnd w:id="18"/>
-    <w:bookmarkEnd w:id="19"/>
+    <w:bookmarkEnd w:id="29"/>
+    <w:bookmarkEnd w:id="30"/>
     <w:sectPr>
       <w:footnotePr>
         <w:numRestart w:val="eachSect"/>
@@ -3755,14 +3887,14 @@
 <file path=word/numbering.xml><?xml version="1.0" encoding="utf-8"?>
 <w:numbering xmlns:w="http://schemas.openxmlformats.org/wordprocessingml/2006/main">
   <w:abstractNum w:abstractNumId="990">
-    <w:nsid w:val="0000A990"/>
+    <w:nsid w:val="A990"/>
     <w:multiLevelType w:val="multilevel"/>
     <w:lvl w:ilvl="0">
       <w:numFmt w:val="bullet"/>
       <w:lvlText w:val=" "/>
       <w:lvlJc w:val="left"/>
       <w:pPr>
-        <w:ind w:left="720" w:hanging="360"/>
+        <w:ind w:left="720" w:hanging="480"/>
       </w:pPr>
     </w:lvl>
     <w:lvl w:ilvl="1">
@@ -3770,7 +3902,7 @@
       <w:lvlText w:val=" "/>
       <w:lvlJc w:val="left"/>
       <w:pPr>
-        <w:ind w:left="1440" w:hanging="360"/>
+        <w:ind w:left="1440" w:hanging="480"/>
       </w:pPr>
     </w:lvl>
     <w:lvl w:ilvl="2">
@@ -3778,7 +3910,7 @@
       <w:lvlText w:val=" "/>
       <w:lvlJc w:val="left"/>
       <w:pPr>
-        <w:ind w:left="2160" w:hanging="360"/>
+        <w:ind w:left="2160" w:hanging="480"/>
       </w:pPr>
     </w:lvl>
     <w:lvl w:ilvl="3">
@@ -3786,7 +3918,7 @@
       <w:lvlText w:val=" "/>
       <w:lvlJc w:val="left"/>
       <w:pPr>
-        <w:ind w:left="2880" w:hanging="360"/>
+        <w:ind w:left="2880" w:hanging="480"/>
       </w:pPr>
     </w:lvl>
     <w:lvl w:ilvl="4">
@@ -3794,7 +3926,7 @@
       <w:lvlText w:val=" "/>
       <w:lvlJc w:val="left"/>
       <w:pPr>
-        <w:ind w:left="3600" w:hanging="360"/>
+        <w:ind w:left="3600" w:hanging="480"/>
       </w:pPr>
     </w:lvl>
     <w:lvl w:ilvl="5">
@@ -3802,7 +3934,7 @@
       <w:lvlText w:val=" "/>
       <w:lvlJc w:val="left"/>
       <w:pPr>
-        <w:ind w:left="4320" w:hanging="360"/>
+        <w:ind w:left="4320" w:hanging="480"/>
       </w:pPr>
     </w:lvl>
     <w:lvl w:ilvl="6">
@@ -3810,7 +3942,7 @@
       <w:lvlText w:val=" "/>
       <w:lvlJc w:val="left"/>
       <w:pPr>
-        <w:ind w:left="5040" w:hanging="360"/>
+        <w:ind w:left="5040" w:hanging="480"/>
       </w:pPr>
     </w:lvl>
     <w:lvl w:ilvl="7">
@@ -3818,7 +3950,7 @@
       <w:lvlText w:val=" "/>
       <w:lvlJc w:val="left"/>
       <w:pPr>
-        <w:ind w:left="5760" w:hanging="360"/>
+        <w:ind w:left="5760" w:hanging="480"/>
       </w:pPr>
     </w:lvl>
     <w:lvl w:ilvl="8">
@@ -3826,7 +3958,7 @@
       <w:lvlText w:val=" "/>
       <w:lvlJc w:val="left"/>
       <w:pPr>
-        <w:ind w:left="6480" w:hanging="360"/>
+        <w:ind w:left="6480" w:hanging="480"/>
       </w:pPr>
     </w:lvl>
   </w:abstractNum>
@@ -4496,8 +4628,8 @@
     <w:name w:val="KeywordTok"/>
     <w:basedOn w:val="VerbatimChar"/>
     <w:rPr>
+      <w:color w:val="007020"/>
       <w:b/>
-      <w:color w:val="007020"/>
     </w:rPr>
   </w:style>
   <w:style w:type="character" w:customStyle="1" w:styleId="DataTypeTok">
@@ -4574,42 +4706,42 @@
     <w:name w:val="ImportTok"/>
     <w:basedOn w:val="VerbatimChar"/>
     <w:rPr>
+      <w:color w:val="008000"/>
       <w:b/>
-      <w:color w:val="008000"/>
     </w:rPr>
   </w:style>
   <w:style w:type="character" w:customStyle="1" w:styleId="CommentTok">
     <w:name w:val="CommentTok"/>
     <w:basedOn w:val="VerbatimChar"/>
     <w:rPr>
+      <w:color w:val="60a0b0"/>
       <w:i/>
-      <w:color w:val="60a0b0"/>
     </w:rPr>
   </w:style>
   <w:style w:type="character" w:customStyle="1" w:styleId="DocumentationTok">
     <w:name w:val="DocumentationTok"/>
     <w:basedOn w:val="VerbatimChar"/>
     <w:rPr>
+      <w:color w:val="ba2121"/>
       <w:i/>
-      <w:color w:val="ba2121"/>
     </w:rPr>
   </w:style>
   <w:style w:type="character" w:customStyle="1" w:styleId="AnnotationTok">
     <w:name w:val="AnnotationTok"/>
     <w:basedOn w:val="VerbatimChar"/>
     <w:rPr>
+      <w:color w:val="60a0b0"/>
       <w:b/>
       <w:i/>
-      <w:color w:val="60a0b0"/>
     </w:rPr>
   </w:style>
   <w:style w:type="character" w:customStyle="1" w:styleId="CommentVarTok">
     <w:name w:val="CommentVarTok"/>
     <w:basedOn w:val="VerbatimChar"/>
     <w:rPr>
+      <w:color w:val="60a0b0"/>
       <w:b/>
       <w:i/>
-      <w:color w:val="60a0b0"/>
     </w:rPr>
   </w:style>
   <w:style w:type="character" w:customStyle="1" w:styleId="OtherTok">
@@ -4637,8 +4769,8 @@
     <w:name w:val="ControlFlowTok"/>
     <w:basedOn w:val="VerbatimChar"/>
     <w:rPr>
+      <w:color w:val="007020"/>
       <w:b/>
-      <w:color w:val="007020"/>
     </w:rPr>
   </w:style>
   <w:style w:type="character" w:customStyle="1" w:styleId="OperatorTok">
@@ -4683,34 +4815,34 @@
     <w:name w:val="InformationTok"/>
     <w:basedOn w:val="VerbatimChar"/>
     <w:rPr>
+      <w:color w:val="60a0b0"/>
       <w:b/>
       <w:i/>
-      <w:color w:val="60a0b0"/>
     </w:rPr>
   </w:style>
   <w:style w:type="character" w:customStyle="1" w:styleId="WarningTok">
     <w:name w:val="WarningTok"/>
     <w:basedOn w:val="VerbatimChar"/>
     <w:rPr>
+      <w:color w:val="60a0b0"/>
       <w:b/>
       <w:i/>
-      <w:color w:val="60a0b0"/>
     </w:rPr>
   </w:style>
   <w:style w:type="character" w:customStyle="1" w:styleId="AlertTok">
     <w:name w:val="AlertTok"/>
     <w:basedOn w:val="VerbatimChar"/>
     <w:rPr>
+      <w:color w:val="ff0000"/>
       <w:b/>
-      <w:color w:val="ff0000"/>
     </w:rPr>
   </w:style>
   <w:style w:type="character" w:customStyle="1" w:styleId="ErrorTok">
     <w:name w:val="ErrorTok"/>
     <w:basedOn w:val="VerbatimChar"/>
     <w:rPr>
+      <w:color w:val="ff0000"/>
       <w:b/>
-      <w:color w:val="ff0000"/>
     </w:rPr>
   </w:style>
   <w:style w:type="character" w:customStyle="1" w:styleId="NormalTok">
